--- a/stone/Supporto Presidia/02_Supporto/02_Template/14_ Schede prodotti chimici /polvere di farina .docx
+++ b/stone/Supporto Presidia/02_Supporto/02_Template/14_ Schede prodotti chimici /polvere di farina .docx
@@ -1,6 +1,6 @@
 
 <file path=word/document.xml><?xml version="1.0" encoding="utf-8"?>
-<w:document xmlns:wpc="http://schemas.microsoft.com/office/word/2010/wordprocessingCanvas" xmlns:cx="http://schemas.microsoft.com/office/drawing/2014/chartex" xmlns:cx1="http://schemas.microsoft.com/office/drawing/2015/9/8/chartex" xmlns:cx2="http://schemas.microsoft.com/office/drawing/2015/10/21/chartex" xmlns:cx3="http://schemas.microsoft.com/office/drawing/2016/5/9/chartex" xmlns:cx4="http://schemas.microsoft.com/office/drawing/2016/5/10/chartex" xmlns:cx5="http://schemas.microsoft.com/office/drawing/2016/5/11/chartex" xmlns:cx6="http://schemas.microsoft.com/office/drawing/2016/5/12/chartex" xmlns:cx7="http://schemas.microsoft.com/office/drawing/2016/5/13/chartex" xmlns:cx8="http://schemas.microsoft.com/office/drawing/2016/5/14/chartex" xmlns:mc="http://schemas.openxmlformats.org/markup-compatibility/2006" xmlns:aink="http://schemas.microsoft.com/office/drawing/2016/ink" xmlns:am3d="http://schemas.microsoft.com/office/drawing/2017/model3d" xmlns:o="urn:schemas-microsoft-com:office:office" xmlns:oel="http://schemas.microsoft.com/office/2019/extlst" xmlns:r="http://schemas.openxmlformats.org/officeDocument/2006/relationships" xmlns:m="http://schemas.openxmlformats.org/officeDocument/2006/math" xmlns:v="urn:schemas-microsoft-com:vml" xmlns:wp14="http://schemas.microsoft.com/office/word/2010/wordprocessingDrawing" xmlns:wp="http://schemas.openxmlformats.org/drawingml/2006/wordprocessingDrawing" xmlns:w10="urn:schemas-microsoft-com:office:word" xmlns:w="http://schemas.openxmlformats.org/wordprocessingml/2006/main" xmlns:w14="http://schemas.microsoft.com/office/word/2010/wordml" xmlns:w15="http://schemas.microsoft.com/office/word/2012/wordml" xmlns:w16cex="http://schemas.microsoft.com/office/word/2018/wordml/cex" xmlns:w16cid="http://schemas.microsoft.com/office/word/2016/wordml/cid" xmlns:w16="http://schemas.microsoft.com/office/word/2018/wordml" xmlns:w16du="http://schemas.microsoft.com/office/word/2023/wordml/word16du" xmlns:w16sdtdh="http://schemas.microsoft.com/office/word/2020/wordml/sdtdatahash" xmlns:w16se="http://schemas.microsoft.com/office/word/2015/wordml/symex" xmlns:wpg="http://schemas.microsoft.com/office/word/2010/wordprocessingGroup" xmlns:wpi="http://schemas.microsoft.com/office/word/2010/wordprocessingInk" xmlns:wne="http://schemas.microsoft.com/office/word/2006/wordml" xmlns:wps="http://schemas.microsoft.com/office/word/2010/wordprocessingShape" mc:Ignorable="w14 w15 w16se w16cid w16 w16cex w16sdtdh w16du wp14">
+<w:document xmlns:wpc="http://schemas.microsoft.com/office/word/2010/wordprocessingCanvas" xmlns:cx="http://schemas.microsoft.com/office/drawing/2014/chartex" xmlns:cx1="http://schemas.microsoft.com/office/drawing/2015/9/8/chartex" xmlns:cx2="http://schemas.microsoft.com/office/drawing/2015/10/21/chartex" xmlns:cx3="http://schemas.microsoft.com/office/drawing/2016/5/9/chartex" xmlns:cx4="http://schemas.microsoft.com/office/drawing/2016/5/10/chartex" xmlns:cx5="http://schemas.microsoft.com/office/drawing/2016/5/11/chartex" xmlns:cx6="http://schemas.microsoft.com/office/drawing/2016/5/12/chartex" xmlns:cx7="http://schemas.microsoft.com/office/drawing/2016/5/13/chartex" xmlns:cx8="http://schemas.microsoft.com/office/drawing/2016/5/14/chartex" xmlns:mc="http://schemas.openxmlformats.org/markup-compatibility/2006" xmlns:aink="http://schemas.microsoft.com/office/drawing/2016/ink" xmlns:am3d="http://schemas.microsoft.com/office/drawing/2017/model3d" xmlns:o="urn:schemas-microsoft-com:office:office" xmlns:oel="http://schemas.microsoft.com/office/2019/extlst" xmlns:r="http://schemas.openxmlformats.org/officeDocument/2006/relationships" xmlns:m="http://schemas.openxmlformats.org/officeDocument/2006/math" xmlns:v="urn:schemas-microsoft-com:vml" xmlns:wp14="http://schemas.microsoft.com/office/word/2010/wordprocessingDrawing" xmlns:wp="http://schemas.openxmlformats.org/drawingml/2006/wordprocessingDrawing" xmlns:w10="urn:schemas-microsoft-com:office:word" xmlns:w="http://schemas.openxmlformats.org/wordprocessingml/2006/main" xmlns:w14="http://schemas.microsoft.com/office/word/2010/wordml" xmlns:w15="http://schemas.microsoft.com/office/word/2012/wordml" xmlns:w16cex="http://schemas.microsoft.com/office/word/2018/wordml/cex" xmlns:w16cid="http://schemas.microsoft.com/office/word/2016/wordml/cid" xmlns:w16="http://schemas.microsoft.com/office/word/2018/wordml" xmlns:w16du="http://schemas.microsoft.com/office/word/2023/wordml/word16du" xmlns:w16sdtdh="http://schemas.microsoft.com/office/word/2020/wordml/sdtdatahash" xmlns:w16sdtfl="http://schemas.microsoft.com/office/word/2024/wordml/sdtformatlock" xmlns:w16se="http://schemas.microsoft.com/office/word/2015/wordml/symex" xmlns:wpg="http://schemas.microsoft.com/office/word/2010/wordprocessingGroup" xmlns:wpi="http://schemas.microsoft.com/office/word/2010/wordprocessingInk" xmlns:wne="http://schemas.microsoft.com/office/word/2006/wordml" xmlns:wps="http://schemas.microsoft.com/office/word/2010/wordprocessingShape" mc:Ignorable="w14 w15 w16se w16cid w16 w16cex w16sdtdh w16sdtfl w16du wp14">
   <w:body>
     <w:tbl>
       <w:tblPr>
@@ -46,7 +46,7 @@
         </w:trPr>
         <w:tc>
           <w:tcPr>
-            <w:tcW w:w="1384" w:type="dxa"/>
+            <w:tcW w:w="1377" w:type="dxa"/>
             <w:gridSpan w:val="3"/>
             <w:tcBorders>
               <w:bottom w:val="single" w:sz="4" w:space="0" w:color="auto"/>
@@ -73,7 +73,7 @@
         </w:tc>
         <w:tc>
           <w:tcPr>
-            <w:tcW w:w="994" w:type="dxa"/>
+            <w:tcW w:w="957" w:type="dxa"/>
             <w:gridSpan w:val="2"/>
             <w:tcBorders>
               <w:bottom w:val="single" w:sz="4" w:space="0" w:color="auto"/>
@@ -95,7 +95,7 @@
         </w:tc>
         <w:tc>
           <w:tcPr>
-            <w:tcW w:w="1526" w:type="dxa"/>
+            <w:tcW w:w="1514" w:type="dxa"/>
             <w:gridSpan w:val="5"/>
             <w:tcBorders>
               <w:bottom w:val="single" w:sz="4" w:space="0" w:color="auto"/>
@@ -124,7 +124,7 @@
         </w:tc>
         <w:tc>
           <w:tcPr>
-            <w:tcW w:w="5890" w:type="dxa"/>
+            <w:tcW w:w="5780" w:type="dxa"/>
             <w:gridSpan w:val="12"/>
             <w:tcBorders>
               <w:bottom w:val="single" w:sz="4" w:space="0" w:color="auto"/>
@@ -158,7 +158,7 @@
         </w:trPr>
         <w:tc>
           <w:tcPr>
-            <w:tcW w:w="9794" w:type="dxa"/>
+            <w:tcW w:w="9628" w:type="dxa"/>
             <w:gridSpan w:val="22"/>
             <w:tcBorders>
               <w:bottom w:val="nil"/>
@@ -209,7 +209,7 @@
         </w:tc>
         <w:tc>
           <w:tcPr>
-            <w:tcW w:w="9404" w:type="dxa"/>
+            <w:tcW w:w="9238" w:type="dxa"/>
             <w:gridSpan w:val="21"/>
             <w:tcBorders>
               <w:top w:val="nil"/>
@@ -244,7 +244,7 @@
         </w:trPr>
         <w:tc>
           <w:tcPr>
-            <w:tcW w:w="9794" w:type="dxa"/>
+            <w:tcW w:w="9628" w:type="dxa"/>
             <w:gridSpan w:val="22"/>
             <w:tcBorders>
               <w:top w:val="nil"/>
@@ -268,7 +268,7 @@
         </w:tblPrEx>
         <w:tc>
           <w:tcPr>
-            <w:tcW w:w="2994" w:type="dxa"/>
+            <w:tcW w:w="2941" w:type="dxa"/>
             <w:gridSpan w:val="7"/>
             <w:tcBorders>
               <w:bottom w:val="single" w:sz="4" w:space="0" w:color="auto"/>
@@ -296,7 +296,7 @@
         </w:tc>
         <w:tc>
           <w:tcPr>
-            <w:tcW w:w="3540" w:type="dxa"/>
+            <w:tcW w:w="3473" w:type="dxa"/>
             <w:gridSpan w:val="9"/>
             <w:tcBorders>
               <w:bottom w:val="single" w:sz="4" w:space="0" w:color="auto"/>
@@ -324,7 +324,7 @@
         </w:tc>
         <w:tc>
           <w:tcPr>
-            <w:tcW w:w="3260" w:type="dxa"/>
+            <w:tcW w:w="3214" w:type="dxa"/>
             <w:gridSpan w:val="6"/>
             <w:tcBorders>
               <w:bottom w:val="single" w:sz="4" w:space="0" w:color="auto"/>
@@ -363,7 +363,6 @@
               <w:bottom w:val="nil"/>
               <w:right w:val="nil"/>
             </w:tcBorders>
-            <w:shd w:val="clear" w:color="auto" w:fill="auto"/>
           </w:tcPr>
           <w:p>
             <w:pPr>
@@ -427,13 +426,12 @@
         </w:tc>
         <w:tc>
           <w:tcPr>
-            <w:tcW w:w="2330" w:type="dxa"/>
+            <w:tcW w:w="2277" w:type="dxa"/>
             <w:gridSpan w:val="5"/>
             <w:tcBorders>
               <w:left w:val="nil"/>
               <w:bottom w:val="nil"/>
             </w:tcBorders>
-            <w:shd w:val="clear" w:color="auto" w:fill="auto"/>
           </w:tcPr>
           <w:p>
             <w:pPr>
@@ -455,13 +453,12 @@
         </w:tc>
         <w:tc>
           <w:tcPr>
-            <w:tcW w:w="644" w:type="dxa"/>
+            <w:tcW w:w="641" w:type="dxa"/>
             <w:gridSpan w:val="2"/>
             <w:tcBorders>
               <w:bottom w:val="nil"/>
               <w:right w:val="nil"/>
             </w:tcBorders>
-            <w:shd w:val="clear" w:color="auto" w:fill="auto"/>
           </w:tcPr>
           <w:p>
             <w:pPr>
@@ -524,13 +521,12 @@
         </w:tc>
         <w:tc>
           <w:tcPr>
-            <w:tcW w:w="2896" w:type="dxa"/>
+            <w:tcW w:w="2832" w:type="dxa"/>
             <w:gridSpan w:val="7"/>
             <w:tcBorders>
               <w:left w:val="nil"/>
               <w:bottom w:val="nil"/>
             </w:tcBorders>
-            <w:shd w:val="clear" w:color="auto" w:fill="auto"/>
           </w:tcPr>
           <w:p>
             <w:pPr>
@@ -552,12 +548,11 @@
         </w:tc>
         <w:tc>
           <w:tcPr>
-            <w:tcW w:w="659" w:type="dxa"/>
+            <w:tcW w:w="648" w:type="dxa"/>
             <w:tcBorders>
               <w:bottom w:val="nil"/>
               <w:right w:val="nil"/>
             </w:tcBorders>
-            <w:shd w:val="clear" w:color="auto" w:fill="auto"/>
           </w:tcPr>
           <w:p>
             <w:pPr>
@@ -620,13 +615,12 @@
         </w:tc>
         <w:tc>
           <w:tcPr>
-            <w:tcW w:w="2601" w:type="dxa"/>
+            <w:tcW w:w="2566" w:type="dxa"/>
             <w:gridSpan w:val="5"/>
             <w:tcBorders>
               <w:left w:val="nil"/>
               <w:bottom w:val="nil"/>
             </w:tcBorders>
-            <w:shd w:val="clear" w:color="auto" w:fill="auto"/>
           </w:tcPr>
           <w:p>
             <w:pPr>
@@ -663,7 +657,6 @@
               <w:bottom w:val="nil"/>
               <w:right w:val="nil"/>
             </w:tcBorders>
-            <w:shd w:val="clear" w:color="auto" w:fill="auto"/>
           </w:tcPr>
           <w:p>
             <w:pPr>
@@ -727,14 +720,13 @@
         </w:tc>
         <w:tc>
           <w:tcPr>
-            <w:tcW w:w="2330" w:type="dxa"/>
+            <w:tcW w:w="2277" w:type="dxa"/>
             <w:gridSpan w:val="5"/>
             <w:tcBorders>
               <w:top w:val="nil"/>
               <w:left w:val="nil"/>
               <w:bottom w:val="nil"/>
             </w:tcBorders>
-            <w:shd w:val="clear" w:color="auto" w:fill="auto"/>
           </w:tcPr>
           <w:p>
             <w:pPr>
@@ -756,14 +748,13 @@
         </w:tc>
         <w:tc>
           <w:tcPr>
-            <w:tcW w:w="644" w:type="dxa"/>
+            <w:tcW w:w="641" w:type="dxa"/>
             <w:gridSpan w:val="2"/>
             <w:tcBorders>
               <w:top w:val="nil"/>
               <w:bottom w:val="nil"/>
               <w:right w:val="nil"/>
             </w:tcBorders>
-            <w:shd w:val="clear" w:color="auto" w:fill="auto"/>
           </w:tcPr>
           <w:p>
             <w:pPr>
@@ -827,14 +818,13 @@
         </w:tc>
         <w:tc>
           <w:tcPr>
-            <w:tcW w:w="2896" w:type="dxa"/>
+            <w:tcW w:w="2832" w:type="dxa"/>
             <w:gridSpan w:val="7"/>
             <w:tcBorders>
               <w:top w:val="nil"/>
               <w:left w:val="nil"/>
               <w:bottom w:val="nil"/>
             </w:tcBorders>
-            <w:shd w:val="clear" w:color="auto" w:fill="auto"/>
           </w:tcPr>
           <w:p>
             <w:pPr>
@@ -856,13 +846,12 @@
         </w:tc>
         <w:tc>
           <w:tcPr>
-            <w:tcW w:w="659" w:type="dxa"/>
+            <w:tcW w:w="648" w:type="dxa"/>
             <w:tcBorders>
               <w:top w:val="nil"/>
               <w:bottom w:val="nil"/>
               <w:right w:val="nil"/>
             </w:tcBorders>
-            <w:shd w:val="clear" w:color="auto" w:fill="auto"/>
           </w:tcPr>
           <w:p>
             <w:pPr>
@@ -926,14 +915,13 @@
         </w:tc>
         <w:tc>
           <w:tcPr>
-            <w:tcW w:w="2601" w:type="dxa"/>
+            <w:tcW w:w="2566" w:type="dxa"/>
             <w:gridSpan w:val="5"/>
             <w:tcBorders>
               <w:top w:val="nil"/>
               <w:left w:val="nil"/>
               <w:bottom w:val="nil"/>
             </w:tcBorders>
-            <w:shd w:val="clear" w:color="auto" w:fill="auto"/>
           </w:tcPr>
           <w:p>
             <w:pPr>
@@ -966,7 +954,6 @@
               <w:top w:val="nil"/>
               <w:right w:val="nil"/>
             </w:tcBorders>
-            <w:shd w:val="clear" w:color="auto" w:fill="auto"/>
           </w:tcPr>
           <w:p>
             <w:pPr>
@@ -1029,13 +1016,12 @@
         </w:tc>
         <w:tc>
           <w:tcPr>
-            <w:tcW w:w="2330" w:type="dxa"/>
+            <w:tcW w:w="2277" w:type="dxa"/>
             <w:gridSpan w:val="5"/>
             <w:tcBorders>
               <w:top w:val="nil"/>
               <w:left w:val="nil"/>
             </w:tcBorders>
-            <w:shd w:val="clear" w:color="auto" w:fill="auto"/>
           </w:tcPr>
           <w:p>
             <w:pPr>
@@ -1057,13 +1043,12 @@
         </w:tc>
         <w:tc>
           <w:tcPr>
-            <w:tcW w:w="644" w:type="dxa"/>
+            <w:tcW w:w="641" w:type="dxa"/>
             <w:gridSpan w:val="2"/>
             <w:tcBorders>
               <w:top w:val="nil"/>
               <w:right w:val="nil"/>
             </w:tcBorders>
-            <w:shd w:val="clear" w:color="auto" w:fill="auto"/>
           </w:tcPr>
           <w:p>
             <w:pPr>
@@ -1126,13 +1111,12 @@
         </w:tc>
         <w:tc>
           <w:tcPr>
-            <w:tcW w:w="2896" w:type="dxa"/>
+            <w:tcW w:w="2832" w:type="dxa"/>
             <w:gridSpan w:val="7"/>
             <w:tcBorders>
               <w:top w:val="nil"/>
               <w:left w:val="nil"/>
             </w:tcBorders>
-            <w:shd w:val="clear" w:color="auto" w:fill="auto"/>
           </w:tcPr>
           <w:p>
             <w:pPr>
@@ -1154,12 +1138,11 @@
         </w:tc>
         <w:tc>
           <w:tcPr>
-            <w:tcW w:w="659" w:type="dxa"/>
+            <w:tcW w:w="648" w:type="dxa"/>
             <w:tcBorders>
               <w:top w:val="nil"/>
               <w:right w:val="nil"/>
             </w:tcBorders>
-            <w:shd w:val="clear" w:color="auto" w:fill="auto"/>
           </w:tcPr>
           <w:p>
             <w:pPr>
@@ -1222,13 +1205,12 @@
         </w:tc>
         <w:tc>
           <w:tcPr>
-            <w:tcW w:w="2601" w:type="dxa"/>
+            <w:tcW w:w="2566" w:type="dxa"/>
             <w:gridSpan w:val="5"/>
             <w:tcBorders>
               <w:top w:val="nil"/>
               <w:left w:val="nil"/>
             </w:tcBorders>
-            <w:shd w:val="clear" w:color="auto" w:fill="auto"/>
           </w:tcPr>
           <w:p>
             <w:pPr>
@@ -1258,9 +1240,8 @@
         </w:trPr>
         <w:tc>
           <w:tcPr>
-            <w:tcW w:w="9794" w:type="dxa"/>
+            <w:tcW w:w="9628" w:type="dxa"/>
             <w:gridSpan w:val="22"/>
-            <w:shd w:val="clear" w:color="auto" w:fill="auto"/>
           </w:tcPr>
           <w:p>
             <w:pPr>
@@ -1282,7 +1263,7 @@
         </w:trPr>
         <w:tc>
           <w:tcPr>
-            <w:tcW w:w="6534" w:type="dxa"/>
+            <w:tcW w:w="6414" w:type="dxa"/>
             <w:gridSpan w:val="16"/>
             <w:vAlign w:val="center"/>
           </w:tcPr>
@@ -1308,7 +1289,7 @@
         </w:tc>
         <w:tc>
           <w:tcPr>
-            <w:tcW w:w="3260" w:type="dxa"/>
+            <w:tcW w:w="3214" w:type="dxa"/>
             <w:gridSpan w:val="6"/>
             <w:vAlign w:val="center"/>
           </w:tcPr>
@@ -1342,7 +1323,7 @@
         </w:trPr>
         <w:tc>
           <w:tcPr>
-            <w:tcW w:w="6534" w:type="dxa"/>
+            <w:tcW w:w="6414" w:type="dxa"/>
             <w:gridSpan w:val="16"/>
             <w:vAlign w:val="center"/>
           </w:tcPr>
@@ -1415,7 +1396,7 @@
         </w:tc>
         <w:tc>
           <w:tcPr>
-            <w:tcW w:w="3260" w:type="dxa"/>
+            <w:tcW w:w="3214" w:type="dxa"/>
             <w:gridSpan w:val="6"/>
             <w:vAlign w:val="center"/>
           </w:tcPr>
@@ -1443,25 +1424,1026 @@
           <w:shd w:val="clear" w:color="auto" w:fill="auto"/>
         </w:tblPrEx>
         <w:trPr>
-          <w:trHeight w:val="227"/>
+          <w:trHeight w:val="170"/>
         </w:trPr>
         <w:tc>
           <w:tcPr>
-            <w:tcW w:w="6534" w:type="dxa"/>
-            <w:gridSpan w:val="16"/>
+            <w:tcW w:w="9628" w:type="dxa"/>
+            <w:gridSpan w:val="22"/>
+            <w:tcBorders>
+              <w:bottom w:val="nil"/>
+            </w:tcBorders>
+          </w:tcPr>
+          <w:p>
+            <w:pPr>
+              <w:rPr>
+                <w:rFonts w:ascii="Aptos" w:hAnsi="Aptos"/>
+                <w:b/>
+                <w:sz w:val="10"/>
+                <w:szCs w:val="10"/>
+              </w:rPr>
+            </w:pPr>
+          </w:p>
+        </w:tc>
+      </w:tr>
+      <w:tr>
+        <w:tblPrEx>
+          <w:shd w:val="clear" w:color="auto" w:fill="auto"/>
+        </w:tblPrEx>
+        <w:trPr>
+          <w:trHeight w:val="340"/>
+        </w:trPr>
+        <w:tc>
+          <w:tcPr>
+            <w:tcW w:w="2334" w:type="dxa"/>
+            <w:gridSpan w:val="5"/>
             <w:vAlign w:val="center"/>
           </w:tcPr>
           <w:p>
             <w:pPr>
               <w:rPr>
                 <w:rFonts w:ascii="Aptos" w:hAnsi="Aptos"/>
-                <w:sz w:val="16"/>
-                <w:szCs w:val="16"/>
-              </w:rPr>
-            </w:pPr>
-            <w:r>
-              <w:rPr>
-                <w:rFonts w:ascii="Aptos" w:hAnsi="Aptos"/>
+                <w:sz w:val="20"/>
+                <w:szCs w:val="20"/>
+              </w:rPr>
+            </w:pPr>
+            <w:r>
+              <w:rPr>
+                <w:rFonts w:ascii="Aptos" w:hAnsi="Aptos"/>
+                <w:sz w:val="20"/>
+                <w:szCs w:val="20"/>
+              </w:rPr>
+              <w:t>Classificazione H</w:t>
+            </w:r>
+          </w:p>
+        </w:tc>
+        <w:tc>
+          <w:tcPr>
+            <w:tcW w:w="7294" w:type="dxa"/>
+            <w:gridSpan w:val="17"/>
+            <w:vAlign w:val="center"/>
+          </w:tcPr>
+          <w:p>
+            <w:pPr>
+              <w:rPr>
+                <w:rFonts w:ascii="Aptos" w:hAnsi="Aptos"/>
+                <w:sz w:val="20"/>
+                <w:szCs w:val="20"/>
+              </w:rPr>
+            </w:pPr>
+            <w:r>
+              <w:rPr>
+                <w:rFonts w:ascii="Aptos" w:hAnsi="Aptos"/>
+                <w:b/>
+                <w:bCs/>
+                <w:sz w:val="20"/>
+                <w:szCs w:val="20"/>
+              </w:rPr>
+              <w:t>H317:</w:t>
+            </w:r>
+            <w:r>
+              <w:rPr>
+                <w:rFonts w:ascii="Aptos" w:hAnsi="Aptos"/>
+                <w:sz w:val="20"/>
+                <w:szCs w:val="20"/>
+              </w:rPr>
+              <w:t xml:space="preserve"> Sensibilizzazione della pelle</w:t>
+            </w:r>
+          </w:p>
+          <w:p>
+            <w:pPr>
+              <w:rPr>
+                <w:rFonts w:ascii="Aptos" w:hAnsi="Aptos"/>
+                <w:sz w:val="20"/>
+                <w:szCs w:val="20"/>
+              </w:rPr>
+            </w:pPr>
+            <w:r>
+              <w:rPr>
+                <w:rFonts w:ascii="Aptos" w:hAnsi="Aptos"/>
+                <w:b/>
+                <w:bCs/>
+                <w:sz w:val="20"/>
+                <w:szCs w:val="20"/>
+              </w:rPr>
+              <w:t xml:space="preserve">H334: </w:t>
+            </w:r>
+            <w:r>
+              <w:rPr>
+                <w:rFonts w:ascii="Aptos" w:hAnsi="Aptos"/>
+                <w:sz w:val="20"/>
+                <w:szCs w:val="20"/>
+              </w:rPr>
+              <w:t>Sensibilizzazione delle vie respiratorie</w:t>
+            </w:r>
+          </w:p>
+        </w:tc>
+      </w:tr>
+      <w:tr>
+        <w:tblPrEx>
+          <w:shd w:val="clear" w:color="auto" w:fill="auto"/>
+        </w:tblPrEx>
+        <w:trPr>
+          <w:trHeight w:val="340"/>
+        </w:trPr>
+        <w:tc>
+          <w:tcPr>
+            <w:tcW w:w="2334" w:type="dxa"/>
+            <w:gridSpan w:val="5"/>
+            <w:vAlign w:val="center"/>
+          </w:tcPr>
+          <w:p>
+            <w:pPr>
+              <w:rPr>
+                <w:rFonts w:ascii="Aptos" w:hAnsi="Aptos"/>
+                <w:sz w:val="20"/>
+                <w:szCs w:val="20"/>
+              </w:rPr>
+            </w:pPr>
+            <w:r>
+              <w:rPr>
+                <w:rFonts w:ascii="Aptos" w:hAnsi="Aptos"/>
+                <w:sz w:val="20"/>
+                <w:szCs w:val="20"/>
+              </w:rPr>
+              <w:t>Kg utilizzati per addetto</w:t>
+            </w:r>
+          </w:p>
+        </w:tc>
+        <w:tc>
+          <w:tcPr>
+            <w:tcW w:w="2442" w:type="dxa"/>
+            <w:gridSpan w:val="7"/>
+            <w:vAlign w:val="center"/>
+          </w:tcPr>
+          <w:p>
+            <w:pPr>
+              <w:rPr>
+                <w:rFonts w:ascii="Aptos" w:hAnsi="Aptos"/>
+                <w:sz w:val="20"/>
+                <w:szCs w:val="20"/>
+              </w:rPr>
+            </w:pPr>
+            <w:r>
+              <w:rPr>
+                <w:rFonts w:ascii="Aptos" w:hAnsi="Aptos"/>
+                <w:sz w:val="20"/>
+                <w:szCs w:val="20"/>
+              </w:rPr>
+              <w:t>&lt; 1 a settimana</w:t>
+            </w:r>
+          </w:p>
+        </w:tc>
+        <w:tc>
+          <w:tcPr>
+            <w:tcW w:w="2409" w:type="dxa"/>
+            <w:gridSpan w:val="6"/>
+            <w:vAlign w:val="center"/>
+          </w:tcPr>
+          <w:p>
+            <w:pPr>
+              <w:rPr>
+                <w:rFonts w:ascii="Aptos" w:hAnsi="Aptos"/>
+                <w:sz w:val="20"/>
+                <w:szCs w:val="20"/>
+              </w:rPr>
+            </w:pPr>
+            <w:r>
+              <w:rPr>
+                <w:rFonts w:ascii="Aptos" w:hAnsi="Aptos"/>
+                <w:sz w:val="20"/>
+                <w:szCs w:val="20"/>
+              </w:rPr>
+              <w:t>Tempo di esposizione</w:t>
+            </w:r>
+          </w:p>
+        </w:tc>
+        <w:tc>
+          <w:tcPr>
+            <w:tcW w:w="2443" w:type="dxa"/>
+            <w:gridSpan w:val="4"/>
+            <w:vAlign w:val="center"/>
+          </w:tcPr>
+          <w:p>
+            <w:pPr>
+              <w:rPr>
+                <w:rFonts w:ascii="Aptos" w:hAnsi="Aptos"/>
+                <w:sz w:val="20"/>
+                <w:szCs w:val="20"/>
+              </w:rPr>
+            </w:pPr>
+            <w:r>
+              <w:rPr>
+                <w:rFonts w:ascii="Aptos" w:hAnsi="Aptos"/>
+                <w:sz w:val="20"/>
+                <w:szCs w:val="20"/>
+              </w:rPr>
+              <w:t>&lt; 10 % orario di lavoro</w:t>
+            </w:r>
+          </w:p>
+        </w:tc>
+      </w:tr>
+      <w:tr>
+        <w:tblPrEx>
+          <w:shd w:val="clear" w:color="auto" w:fill="auto"/>
+        </w:tblPrEx>
+        <w:trPr>
+          <w:trHeight w:val="340"/>
+        </w:trPr>
+        <w:tc>
+          <w:tcPr>
+            <w:tcW w:w="2334" w:type="dxa"/>
+            <w:gridSpan w:val="5"/>
+            <w:tcBorders>
+              <w:bottom w:val="single" w:sz="4" w:space="0" w:color="auto"/>
+            </w:tcBorders>
+            <w:vAlign w:val="center"/>
+          </w:tcPr>
+          <w:p>
+            <w:pPr>
+              <w:rPr>
+                <w:rFonts w:ascii="Aptos" w:hAnsi="Aptos"/>
+                <w:sz w:val="20"/>
+                <w:szCs w:val="20"/>
+              </w:rPr>
+            </w:pPr>
+            <w:r>
+              <w:rPr>
+                <w:rFonts w:ascii="Aptos" w:hAnsi="Aptos"/>
+                <w:sz w:val="20"/>
+                <w:szCs w:val="20"/>
+              </w:rPr>
+              <w:t>Categoria ex UNI EN 141</w:t>
+            </w:r>
+          </w:p>
+        </w:tc>
+        <w:tc>
+          <w:tcPr>
+            <w:tcW w:w="3832" w:type="dxa"/>
+            <w:gridSpan w:val="10"/>
+            <w:tcBorders>
+              <w:bottom w:val="single" w:sz="4" w:space="0" w:color="auto"/>
+            </w:tcBorders>
+            <w:vAlign w:val="center"/>
+          </w:tcPr>
+          <w:p>
+            <w:pPr>
+              <w:autoSpaceDE w:val="0"/>
+              <w:autoSpaceDN w:val="0"/>
+              <w:adjustRightInd w:val="0"/>
+              <w:rPr>
+                <w:rFonts w:ascii="Aptos" w:hAnsi="Aptos"/>
+                <w:sz w:val="16"/>
+                <w:szCs w:val="16"/>
+              </w:rPr>
+            </w:pPr>
+            <w:r>
+              <w:rPr>
+                <w:rFonts w:ascii="Aptos" w:hAnsi="Aptos"/>
+                <w:sz w:val="16"/>
+                <w:szCs w:val="16"/>
+              </w:rPr>
+              <w:fldChar w:fldCharType="begin">
+                <w:ffData>
+                  <w:name w:val="Controllo5"/>
+                  <w:enabled/>
+                  <w:calcOnExit w:val="0"/>
+                  <w:checkBox>
+                    <w:sizeAuto/>
+                    <w:default w:val="0"/>
+                  </w:checkBox>
+                </w:ffData>
+              </w:fldChar>
+            </w:r>
+            <w:r>
+              <w:rPr>
+                <w:rFonts w:ascii="Aptos" w:hAnsi="Aptos"/>
+                <w:sz w:val="16"/>
+                <w:szCs w:val="16"/>
+              </w:rPr>
+              <w:instrText xml:space="preserve"> FORMCHECKBOX </w:instrText>
+            </w:r>
+            <w:r>
+              <w:rPr>
+                <w:rFonts w:ascii="Aptos" w:hAnsi="Aptos"/>
+                <w:sz w:val="16"/>
+                <w:szCs w:val="16"/>
+              </w:rPr>
+            </w:r>
+            <w:r>
+              <w:rPr>
+                <w:rFonts w:ascii="Aptos" w:hAnsi="Aptos"/>
+                <w:sz w:val="16"/>
+                <w:szCs w:val="16"/>
+              </w:rPr>
+              <w:fldChar w:fldCharType="separate"/>
+            </w:r>
+            <w:r>
+              <w:rPr>
+                <w:rFonts w:ascii="Aptos" w:hAnsi="Aptos"/>
+                <w:sz w:val="16"/>
+                <w:szCs w:val="16"/>
+              </w:rPr>
+              <w:fldChar w:fldCharType="end"/>
+            </w:r>
+            <w:r>
+              <w:rPr>
+                <w:rFonts w:ascii="Aptos" w:hAnsi="Aptos"/>
+                <w:sz w:val="16"/>
+                <w:szCs w:val="16"/>
+              </w:rPr>
+              <w:t xml:space="preserve"> A–Gas/vapori organici (punto ebollizione &gt; 65°C)</w:t>
+            </w:r>
+          </w:p>
+          <w:p>
+            <w:pPr>
+              <w:autoSpaceDE w:val="0"/>
+              <w:autoSpaceDN w:val="0"/>
+              <w:adjustRightInd w:val="0"/>
+              <w:rPr>
+                <w:rFonts w:ascii="Aptos" w:hAnsi="Aptos"/>
+                <w:sz w:val="16"/>
+                <w:szCs w:val="16"/>
+              </w:rPr>
+            </w:pPr>
+            <w:r>
+              <w:rPr>
+                <w:rFonts w:ascii="Aptos" w:hAnsi="Aptos"/>
+                <w:sz w:val="16"/>
+                <w:szCs w:val="16"/>
+              </w:rPr>
+              <w:fldChar w:fldCharType="begin">
+                <w:ffData>
+                  <w:name w:val="Controllo5"/>
+                  <w:enabled/>
+                  <w:calcOnExit w:val="0"/>
+                  <w:checkBox>
+                    <w:sizeAuto/>
+                    <w:default w:val="0"/>
+                  </w:checkBox>
+                </w:ffData>
+              </w:fldChar>
+            </w:r>
+            <w:r>
+              <w:rPr>
+                <w:rFonts w:ascii="Aptos" w:hAnsi="Aptos"/>
+                <w:sz w:val="16"/>
+                <w:szCs w:val="16"/>
+              </w:rPr>
+              <w:instrText xml:space="preserve"> FORMCHECKBOX </w:instrText>
+            </w:r>
+            <w:r>
+              <w:rPr>
+                <w:rFonts w:ascii="Aptos" w:hAnsi="Aptos"/>
+                <w:sz w:val="16"/>
+                <w:szCs w:val="16"/>
+              </w:rPr>
+            </w:r>
+            <w:r>
+              <w:rPr>
+                <w:rFonts w:ascii="Aptos" w:hAnsi="Aptos"/>
+                <w:sz w:val="16"/>
+                <w:szCs w:val="16"/>
+              </w:rPr>
+              <w:fldChar w:fldCharType="separate"/>
+            </w:r>
+            <w:r>
+              <w:rPr>
+                <w:rFonts w:ascii="Aptos" w:hAnsi="Aptos"/>
+                <w:sz w:val="16"/>
+                <w:szCs w:val="16"/>
+              </w:rPr>
+              <w:fldChar w:fldCharType="end"/>
+            </w:r>
+            <w:r>
+              <w:rPr>
+                <w:rFonts w:ascii="Aptos" w:hAnsi="Aptos"/>
+                <w:sz w:val="16"/>
+                <w:szCs w:val="16"/>
+              </w:rPr>
+              <w:t xml:space="preserve"> AX–Gas/vapori organici (punto ebollizione &lt; 65°C)</w:t>
+            </w:r>
+          </w:p>
+        </w:tc>
+        <w:tc>
+          <w:tcPr>
+            <w:tcW w:w="3462" w:type="dxa"/>
+            <w:gridSpan w:val="7"/>
+            <w:tcBorders>
+              <w:bottom w:val="single" w:sz="4" w:space="0" w:color="auto"/>
+            </w:tcBorders>
+            <w:vAlign w:val="center"/>
+          </w:tcPr>
+          <w:p>
+            <w:pPr>
+              <w:autoSpaceDE w:val="0"/>
+              <w:autoSpaceDN w:val="0"/>
+              <w:adjustRightInd w:val="0"/>
+              <w:rPr>
+                <w:rFonts w:ascii="Aptos" w:hAnsi="Aptos"/>
+                <w:sz w:val="16"/>
+                <w:szCs w:val="16"/>
+              </w:rPr>
+            </w:pPr>
+            <w:r>
+              <w:rPr>
+                <w:rFonts w:ascii="Aptos" w:hAnsi="Aptos"/>
+                <w:sz w:val="16"/>
+                <w:szCs w:val="16"/>
+              </w:rPr>
+              <w:fldChar w:fldCharType="begin">
+                <w:ffData>
+                  <w:name w:val="Controllo5"/>
+                  <w:enabled/>
+                  <w:calcOnExit w:val="0"/>
+                  <w:checkBox>
+                    <w:sizeAuto/>
+                    <w:default w:val="0"/>
+                  </w:checkBox>
+                </w:ffData>
+              </w:fldChar>
+            </w:r>
+            <w:r>
+              <w:rPr>
+                <w:rFonts w:ascii="Aptos" w:hAnsi="Aptos"/>
+                <w:sz w:val="16"/>
+                <w:szCs w:val="16"/>
+              </w:rPr>
+              <w:instrText xml:space="preserve"> FORMCHECKBOX </w:instrText>
+            </w:r>
+            <w:r>
+              <w:rPr>
+                <w:rFonts w:ascii="Aptos" w:hAnsi="Aptos"/>
+                <w:sz w:val="16"/>
+                <w:szCs w:val="16"/>
+              </w:rPr>
+            </w:r>
+            <w:r>
+              <w:rPr>
+                <w:rFonts w:ascii="Aptos" w:hAnsi="Aptos"/>
+                <w:sz w:val="16"/>
+                <w:szCs w:val="16"/>
+              </w:rPr>
+              <w:fldChar w:fldCharType="separate"/>
+            </w:r>
+            <w:r>
+              <w:rPr>
+                <w:rFonts w:ascii="Aptos" w:hAnsi="Aptos"/>
+                <w:sz w:val="16"/>
+                <w:szCs w:val="16"/>
+              </w:rPr>
+              <w:fldChar w:fldCharType="end"/>
+            </w:r>
+            <w:r>
+              <w:rPr>
+                <w:rFonts w:ascii="Aptos" w:hAnsi="Aptos"/>
+                <w:sz w:val="16"/>
+                <w:szCs w:val="16"/>
+              </w:rPr>
+              <w:t xml:space="preserve"> B–Gas/vapori inorganici</w:t>
+            </w:r>
+          </w:p>
+          <w:p>
+            <w:pPr>
+              <w:autoSpaceDE w:val="0"/>
+              <w:autoSpaceDN w:val="0"/>
+              <w:adjustRightInd w:val="0"/>
+              <w:rPr>
+                <w:rFonts w:ascii="Aptos" w:hAnsi="Aptos"/>
+                <w:sz w:val="16"/>
+                <w:szCs w:val="16"/>
+              </w:rPr>
+            </w:pPr>
+            <w:r>
+              <w:rPr>
+                <w:rFonts w:ascii="Aptos" w:hAnsi="Aptos"/>
+                <w:sz w:val="16"/>
+                <w:szCs w:val="16"/>
+              </w:rPr>
+              <w:fldChar w:fldCharType="begin">
+                <w:ffData>
+                  <w:name w:val="Controllo5"/>
+                  <w:enabled/>
+                  <w:calcOnExit w:val="0"/>
+                  <w:checkBox>
+                    <w:sizeAuto/>
+                    <w:default w:val="0"/>
+                  </w:checkBox>
+                </w:ffData>
+              </w:fldChar>
+            </w:r>
+            <w:r>
+              <w:rPr>
+                <w:rFonts w:ascii="Aptos" w:hAnsi="Aptos"/>
+                <w:sz w:val="16"/>
+                <w:szCs w:val="16"/>
+              </w:rPr>
+              <w:instrText xml:space="preserve"> FORMCHECKBOX </w:instrText>
+            </w:r>
+            <w:r>
+              <w:rPr>
+                <w:rFonts w:ascii="Aptos" w:hAnsi="Aptos"/>
+                <w:sz w:val="16"/>
+                <w:szCs w:val="16"/>
+              </w:rPr>
+            </w:r>
+            <w:r>
+              <w:rPr>
+                <w:rFonts w:ascii="Aptos" w:hAnsi="Aptos"/>
+                <w:sz w:val="16"/>
+                <w:szCs w:val="16"/>
+              </w:rPr>
+              <w:fldChar w:fldCharType="separate"/>
+            </w:r>
+            <w:r>
+              <w:rPr>
+                <w:rFonts w:ascii="Aptos" w:hAnsi="Aptos"/>
+                <w:sz w:val="16"/>
+                <w:szCs w:val="16"/>
+              </w:rPr>
+              <w:fldChar w:fldCharType="end"/>
+            </w:r>
+            <w:r>
+              <w:rPr>
+                <w:rFonts w:ascii="Aptos" w:hAnsi="Aptos"/>
+                <w:sz w:val="16"/>
+                <w:szCs w:val="16"/>
+              </w:rPr>
+              <w:t xml:space="preserve"> E–Gas/vapori acidi</w:t>
+            </w:r>
+          </w:p>
+          <w:p>
+            <w:pPr>
+              <w:autoSpaceDE w:val="0"/>
+              <w:autoSpaceDN w:val="0"/>
+              <w:adjustRightInd w:val="0"/>
+              <w:rPr>
+                <w:rFonts w:ascii="Aptos" w:hAnsi="Aptos"/>
+                <w:sz w:val="16"/>
+                <w:szCs w:val="16"/>
+              </w:rPr>
+            </w:pPr>
+            <w:r>
+              <w:rPr>
+                <w:rFonts w:ascii="Aptos" w:hAnsi="Aptos"/>
+                <w:sz w:val="16"/>
+                <w:szCs w:val="16"/>
+              </w:rPr>
+              <w:fldChar w:fldCharType="begin">
+                <w:ffData>
+                  <w:name w:val="Controllo5"/>
+                  <w:enabled/>
+                  <w:calcOnExit w:val="0"/>
+                  <w:checkBox>
+                    <w:sizeAuto/>
+                    <w:default w:val="0"/>
+                  </w:checkBox>
+                </w:ffData>
+              </w:fldChar>
+            </w:r>
+            <w:r>
+              <w:rPr>
+                <w:rFonts w:ascii="Aptos" w:hAnsi="Aptos"/>
+                <w:sz w:val="16"/>
+                <w:szCs w:val="16"/>
+              </w:rPr>
+              <w:instrText xml:space="preserve"> FORMCHECKBOX </w:instrText>
+            </w:r>
+            <w:r>
+              <w:rPr>
+                <w:rFonts w:ascii="Aptos" w:hAnsi="Aptos"/>
+                <w:sz w:val="16"/>
+                <w:szCs w:val="16"/>
+              </w:rPr>
+            </w:r>
+            <w:r>
+              <w:rPr>
+                <w:rFonts w:ascii="Aptos" w:hAnsi="Aptos"/>
+                <w:sz w:val="16"/>
+                <w:szCs w:val="16"/>
+              </w:rPr>
+              <w:fldChar w:fldCharType="separate"/>
+            </w:r>
+            <w:r>
+              <w:rPr>
+                <w:rFonts w:ascii="Aptos" w:hAnsi="Aptos"/>
+                <w:sz w:val="16"/>
+                <w:szCs w:val="16"/>
+              </w:rPr>
+              <w:fldChar w:fldCharType="end"/>
+            </w:r>
+            <w:r>
+              <w:rPr>
+                <w:rFonts w:ascii="Aptos" w:hAnsi="Aptos"/>
+                <w:sz w:val="16"/>
+                <w:szCs w:val="16"/>
+              </w:rPr>
+              <w:t xml:space="preserve"> K–Ammoniaca e derivati</w:t>
+            </w:r>
+          </w:p>
+        </w:tc>
+      </w:tr>
+      <w:tr>
+        <w:tblPrEx>
+          <w:shd w:val="clear" w:color="auto" w:fill="auto"/>
+        </w:tblPrEx>
+        <w:trPr>
+          <w:trHeight w:val="170"/>
+        </w:trPr>
+        <w:tc>
+          <w:tcPr>
+            <w:tcW w:w="9628" w:type="dxa"/>
+            <w:gridSpan w:val="22"/>
+            <w:tcBorders>
+              <w:bottom w:val="nil"/>
+            </w:tcBorders>
+          </w:tcPr>
+          <w:p>
+            <w:pPr>
+              <w:rPr>
+                <w:rFonts w:ascii="Aptos" w:hAnsi="Aptos"/>
+                <w:b/>
+                <w:sz w:val="10"/>
+                <w:szCs w:val="10"/>
+              </w:rPr>
+            </w:pPr>
+          </w:p>
+        </w:tc>
+      </w:tr>
+      <w:tr>
+        <w:tblPrEx>
+          <w:shd w:val="clear" w:color="auto" w:fill="auto"/>
+        </w:tblPrEx>
+        <w:tc>
+          <w:tcPr>
+            <w:tcW w:w="390" w:type="dxa"/>
+            <w:tcBorders>
+              <w:top w:val="single" w:sz="12" w:space="0" w:color="auto"/>
+              <w:left w:val="single" w:sz="12" w:space="0" w:color="auto"/>
+              <w:bottom w:val="single" w:sz="12" w:space="0" w:color="auto"/>
+              <w:right w:val="single" w:sz="12" w:space="0" w:color="auto"/>
+            </w:tcBorders>
+            <w:vAlign w:val="center"/>
+          </w:tcPr>
+          <w:p>
+            <w:pPr>
+              <w:rPr>
+                <w:rFonts w:ascii="Aptos" w:hAnsi="Aptos"/>
+                <w:b/>
+              </w:rPr>
+            </w:pPr>
+            <w:r>
+              <w:rPr>
+                <w:rFonts w:ascii="Aptos" w:hAnsi="Aptos"/>
+                <w:b/>
+              </w:rPr>
+              <w:t>B</w:t>
+            </w:r>
+          </w:p>
+        </w:tc>
+        <w:tc>
+          <w:tcPr>
+            <w:tcW w:w="9238" w:type="dxa"/>
+            <w:gridSpan w:val="21"/>
+            <w:tcBorders>
+              <w:top w:val="nil"/>
+              <w:left w:val="single" w:sz="12" w:space="0" w:color="auto"/>
+              <w:bottom w:val="nil"/>
+            </w:tcBorders>
+            <w:vAlign w:val="center"/>
+          </w:tcPr>
+          <w:p>
+            <w:pPr>
+              <w:rPr>
+                <w:rFonts w:ascii="Aptos" w:hAnsi="Aptos"/>
+                <w:b/>
+              </w:rPr>
+            </w:pPr>
+            <w:r>
+              <w:rPr>
+                <w:rFonts w:ascii="Aptos" w:hAnsi="Aptos"/>
+                <w:b/>
+              </w:rPr>
+              <w:t>VALUTAZIONE DEL RISCHIO PER FATTORI (rischio stimato)</w:t>
+            </w:r>
+          </w:p>
+        </w:tc>
+      </w:tr>
+      <w:tr>
+        <w:tblPrEx>
+          <w:shd w:val="clear" w:color="auto" w:fill="auto"/>
+        </w:tblPrEx>
+        <w:trPr>
+          <w:trHeight w:val="170"/>
+        </w:trPr>
+        <w:tc>
+          <w:tcPr>
+            <w:tcW w:w="9628" w:type="dxa"/>
+            <w:gridSpan w:val="22"/>
+            <w:tcBorders>
+              <w:top w:val="nil"/>
+            </w:tcBorders>
+          </w:tcPr>
+          <w:p>
+            <w:pPr>
+              <w:rPr>
+                <w:rFonts w:ascii="Aptos" w:hAnsi="Aptos"/>
+                <w:b/>
+                <w:sz w:val="10"/>
+                <w:szCs w:val="10"/>
+              </w:rPr>
+            </w:pPr>
+          </w:p>
+        </w:tc>
+      </w:tr>
+      <w:tr>
+        <w:tblPrEx>
+          <w:shd w:val="clear" w:color="auto" w:fill="auto"/>
+        </w:tblPrEx>
+        <w:trPr>
+          <w:trHeight w:val="340"/>
+        </w:trPr>
+        <w:tc>
+          <w:tcPr>
+            <w:tcW w:w="1619" w:type="dxa"/>
+            <w:gridSpan w:val="4"/>
+            <w:vAlign w:val="center"/>
+          </w:tcPr>
+          <w:p>
+            <w:pPr>
+              <w:rPr>
+                <w:rFonts w:ascii="Aptos" w:hAnsi="Aptos"/>
+                <w:b/>
+                <w:sz w:val="20"/>
+                <w:szCs w:val="20"/>
+              </w:rPr>
+            </w:pPr>
+            <w:r>
+              <w:rPr>
+                <w:rFonts w:ascii="Aptos" w:hAnsi="Aptos"/>
+                <w:b/>
+                <w:sz w:val="20"/>
+                <w:szCs w:val="20"/>
+              </w:rPr>
+              <w:t>Fattore gravità</w:t>
+            </w:r>
+          </w:p>
+        </w:tc>
+        <w:tc>
+          <w:tcPr>
+            <w:tcW w:w="1586" w:type="dxa"/>
+            <w:gridSpan w:val="4"/>
+            <w:vAlign w:val="center"/>
+          </w:tcPr>
+          <w:p>
+            <w:pPr>
+              <w:rPr>
+                <w:rFonts w:ascii="Aptos" w:hAnsi="Aptos"/>
+                <w:b/>
+                <w:sz w:val="20"/>
+                <w:szCs w:val="20"/>
+              </w:rPr>
+            </w:pPr>
+            <w:r>
+              <w:rPr>
+                <w:rFonts w:ascii="Aptos" w:hAnsi="Aptos"/>
+                <w:b/>
+                <w:sz w:val="20"/>
+                <w:szCs w:val="20"/>
+              </w:rPr>
+              <w:t>Fattore durata</w:t>
+            </w:r>
+          </w:p>
+        </w:tc>
+        <w:tc>
+          <w:tcPr>
+            <w:tcW w:w="1689" w:type="dxa"/>
+            <w:gridSpan w:val="6"/>
+            <w:tcBorders>
+              <w:right w:val="single" w:sz="12" w:space="0" w:color="auto"/>
+            </w:tcBorders>
+            <w:vAlign w:val="center"/>
+          </w:tcPr>
+          <w:p>
+            <w:pPr>
+              <w:jc w:val="center"/>
+              <w:rPr>
+                <w:rFonts w:ascii="Aptos" w:hAnsi="Aptos"/>
+                <w:b/>
+                <w:sz w:val="20"/>
+                <w:szCs w:val="20"/>
+              </w:rPr>
+            </w:pPr>
+            <w:r>
+              <w:rPr>
+                <w:rFonts w:ascii="Aptos" w:hAnsi="Aptos"/>
+                <w:b/>
+                <w:sz w:val="20"/>
+                <w:szCs w:val="20"/>
+              </w:rPr>
+              <w:t>Fattore livello esposizione</w:t>
+            </w:r>
+          </w:p>
+        </w:tc>
+        <w:tc>
+          <w:tcPr>
+            <w:tcW w:w="2347" w:type="dxa"/>
+            <w:gridSpan w:val="5"/>
+            <w:tcBorders>
+              <w:top w:val="single" w:sz="12" w:space="0" w:color="auto"/>
+              <w:left w:val="single" w:sz="12" w:space="0" w:color="auto"/>
+            </w:tcBorders>
+            <w:vAlign w:val="center"/>
+          </w:tcPr>
+          <w:p>
+            <w:pPr>
+              <w:jc w:val="center"/>
+              <w:rPr>
+                <w:rFonts w:ascii="Aptos" w:hAnsi="Aptos"/>
+                <w:b/>
+                <w:sz w:val="20"/>
+                <w:szCs w:val="20"/>
+              </w:rPr>
+            </w:pPr>
+            <w:r>
+              <w:rPr>
+                <w:rFonts w:ascii="Aptos" w:hAnsi="Aptos"/>
+                <w:b/>
+                <w:sz w:val="20"/>
+                <w:szCs w:val="20"/>
+              </w:rPr>
+              <w:t>Totale</w:t>
+            </w:r>
+          </w:p>
+        </w:tc>
+        <w:tc>
+          <w:tcPr>
+            <w:tcW w:w="2387" w:type="dxa"/>
+            <w:gridSpan w:val="3"/>
+            <w:tcBorders>
+              <w:top w:val="single" w:sz="12" w:space="0" w:color="auto"/>
+              <w:bottom w:val="single" w:sz="4" w:space="0" w:color="auto"/>
+              <w:right w:val="single" w:sz="12" w:space="0" w:color="auto"/>
+            </w:tcBorders>
+            <w:vAlign w:val="center"/>
+          </w:tcPr>
+          <w:p>
+            <w:pPr>
+              <w:jc w:val="center"/>
+              <w:rPr>
+                <w:rFonts w:ascii="Aptos" w:hAnsi="Aptos"/>
+                <w:b/>
+                <w:sz w:val="20"/>
+                <w:szCs w:val="20"/>
+              </w:rPr>
+            </w:pPr>
+            <w:r>
+              <w:rPr>
+                <w:rFonts w:ascii="Aptos" w:hAnsi="Aptos"/>
+                <w:b/>
+                <w:sz w:val="20"/>
+                <w:szCs w:val="20"/>
+              </w:rPr>
+              <w:t>Classe di rischio</w:t>
+            </w:r>
+          </w:p>
+        </w:tc>
+      </w:tr>
+      <w:tr>
+        <w:tblPrEx>
+          <w:shd w:val="clear" w:color="auto" w:fill="auto"/>
+        </w:tblPrEx>
+        <w:trPr>
+          <w:trHeight w:val="340"/>
+        </w:trPr>
+        <w:tc>
+          <w:tcPr>
+            <w:tcW w:w="1619" w:type="dxa"/>
+            <w:gridSpan w:val="4"/>
+            <w:vAlign w:val="center"/>
+          </w:tcPr>
+          <w:p>
+            <w:pPr>
+              <w:jc w:val="center"/>
+              <w:rPr>
+                <w:rFonts w:ascii="Aptos" w:hAnsi="Aptos"/>
+              </w:rPr>
+            </w:pPr>
+            <w:r>
+              <w:rPr>
+                <w:rFonts w:ascii="Aptos" w:hAnsi="Aptos"/>
+              </w:rPr>
+              <w:t>3</w:t>
+            </w:r>
+          </w:p>
+        </w:tc>
+        <w:tc>
+          <w:tcPr>
+            <w:tcW w:w="1586" w:type="dxa"/>
+            <w:gridSpan w:val="4"/>
+            <w:vAlign w:val="center"/>
+          </w:tcPr>
+          <w:p>
+            <w:pPr>
+              <w:jc w:val="center"/>
+              <w:rPr>
+                <w:rFonts w:ascii="Aptos" w:hAnsi="Aptos"/>
+                <w:sz w:val="20"/>
+                <w:szCs w:val="20"/>
+              </w:rPr>
+            </w:pPr>
+            <w:r>
+              <w:rPr>
+                <w:rFonts w:ascii="Aptos" w:hAnsi="Aptos"/>
+                <w:sz w:val="20"/>
+                <w:szCs w:val="20"/>
+              </w:rPr>
+              <w:t>3</w:t>
+            </w:r>
+          </w:p>
+        </w:tc>
+        <w:tc>
+          <w:tcPr>
+            <w:tcW w:w="1689" w:type="dxa"/>
+            <w:gridSpan w:val="6"/>
+            <w:tcBorders>
+              <w:right w:val="single" w:sz="12" w:space="0" w:color="auto"/>
+            </w:tcBorders>
+            <w:vAlign w:val="center"/>
+          </w:tcPr>
+          <w:p>
+            <w:pPr>
+              <w:jc w:val="center"/>
+              <w:rPr>
+                <w:rFonts w:ascii="Aptos" w:hAnsi="Aptos"/>
+                <w:sz w:val="20"/>
+                <w:szCs w:val="20"/>
+              </w:rPr>
+            </w:pPr>
+            <w:r>
+              <w:rPr>
+                <w:rFonts w:ascii="Aptos" w:hAnsi="Aptos"/>
+                <w:sz w:val="20"/>
+                <w:szCs w:val="20"/>
+              </w:rPr>
+              <w:t>3</w:t>
+            </w:r>
+          </w:p>
+        </w:tc>
+        <w:tc>
+          <w:tcPr>
+            <w:tcW w:w="2347" w:type="dxa"/>
+            <w:gridSpan w:val="5"/>
+            <w:tcBorders>
+              <w:left w:val="single" w:sz="12" w:space="0" w:color="auto"/>
+              <w:bottom w:val="single" w:sz="12" w:space="0" w:color="auto"/>
+            </w:tcBorders>
+            <w:vAlign w:val="center"/>
+          </w:tcPr>
+          <w:p>
+            <w:pPr>
+              <w:jc w:val="center"/>
+              <w:rPr>
+                <w:rFonts w:ascii="Aptos" w:hAnsi="Aptos"/>
+                <w:b/>
+                <w:sz w:val="28"/>
+                <w:szCs w:val="28"/>
+              </w:rPr>
+            </w:pPr>
+            <w:r>
+              <w:rPr>
+                <w:rFonts w:ascii="Aptos" w:hAnsi="Aptos"/>
+                <w:b/>
+                <w:sz w:val="28"/>
+                <w:szCs w:val="28"/>
+              </w:rPr>
+              <w:t>27</w:t>
+            </w:r>
+          </w:p>
+        </w:tc>
+        <w:tc>
+          <w:tcPr>
+            <w:tcW w:w="611" w:type="dxa"/>
+            <w:gridSpan w:val="2"/>
+            <w:tcBorders>
+              <w:bottom w:val="single" w:sz="12" w:space="0" w:color="auto"/>
+              <w:right w:val="single" w:sz="4" w:space="0" w:color="auto"/>
+            </w:tcBorders>
+            <w:vAlign w:val="center"/>
+          </w:tcPr>
+          <w:p>
+            <w:pPr>
+              <w:rPr>
+                <w:rFonts w:ascii="Aptos" w:hAnsi="Aptos"/>
+                <w:b/>
+                <w:sz w:val="16"/>
+                <w:szCs w:val="16"/>
+              </w:rPr>
+            </w:pPr>
+            <w:r>
+              <w:rPr>
+                <w:rFonts w:ascii="Aptos" w:hAnsi="Aptos"/>
+                <w:b/>
                 <w:sz w:val="16"/>
                 <w:szCs w:val="16"/>
               </w:rPr>
@@ -1480,1572 +2462,6 @@
             <w:r>
               <w:rPr>
                 <w:rFonts w:ascii="Aptos" w:hAnsi="Aptos"/>
-                <w:sz w:val="16"/>
-                <w:szCs w:val="16"/>
-              </w:rPr>
-              <w:instrText xml:space="preserve"> FORMCHECKBOX </w:instrText>
-            </w:r>
-            <w:r>
-              <w:rPr>
-                <w:rFonts w:ascii="Aptos" w:hAnsi="Aptos"/>
-                <w:sz w:val="16"/>
-                <w:szCs w:val="16"/>
-              </w:rPr>
-            </w:r>
-            <w:r>
-              <w:rPr>
-                <w:rFonts w:ascii="Aptos" w:hAnsi="Aptos"/>
-                <w:sz w:val="16"/>
-                <w:szCs w:val="16"/>
-              </w:rPr>
-              <w:fldChar w:fldCharType="separate"/>
-            </w:r>
-            <w:r>
-              <w:rPr>
-                <w:rFonts w:ascii="Aptos" w:hAnsi="Aptos"/>
-                <w:sz w:val="16"/>
-                <w:szCs w:val="16"/>
-              </w:rPr>
-              <w:fldChar w:fldCharType="end"/>
-            </w:r>
-            <w:r>
-              <w:rPr>
-                <w:rFonts w:ascii="Aptos" w:hAnsi="Aptos"/>
-                <w:sz w:val="16"/>
-                <w:szCs w:val="16"/>
-              </w:rPr>
-              <w:t xml:space="preserve"> </w:t>
-            </w:r>
-          </w:p>
-        </w:tc>
-        <w:tc>
-          <w:tcPr>
-            <w:tcW w:w="3260" w:type="dxa"/>
-            <w:gridSpan w:val="6"/>
-            <w:vAlign w:val="center"/>
-          </w:tcPr>
-          <w:p>
-            <w:pPr>
-              <w:rPr>
-                <w:rFonts w:ascii="Aptos" w:hAnsi="Aptos"/>
-                <w:sz w:val="16"/>
-                <w:szCs w:val="16"/>
-              </w:rPr>
-            </w:pPr>
-            <w:r>
-              <w:rPr>
-                <w:rFonts w:ascii="Aptos" w:hAnsi="Aptos"/>
-                <w:sz w:val="16"/>
-                <w:szCs w:val="16"/>
-              </w:rPr>
-              <w:fldChar w:fldCharType="begin">
-                <w:ffData>
-                  <w:name w:val="Testo16"/>
-                  <w:enabled/>
-                  <w:calcOnExit w:val="0"/>
-                  <w:textInput/>
-                </w:ffData>
-              </w:fldChar>
-            </w:r>
-            <w:r>
-              <w:rPr>
-                <w:rFonts w:ascii="Aptos" w:hAnsi="Aptos"/>
-                <w:sz w:val="16"/>
-                <w:szCs w:val="16"/>
-              </w:rPr>
-              <w:instrText xml:space="preserve"> FORMTEXT </w:instrText>
-            </w:r>
-            <w:r>
-              <w:rPr>
-                <w:rFonts w:ascii="Aptos" w:hAnsi="Aptos"/>
-                <w:sz w:val="16"/>
-                <w:szCs w:val="16"/>
-              </w:rPr>
-            </w:r>
-            <w:r>
-              <w:rPr>
-                <w:rFonts w:ascii="Aptos" w:hAnsi="Aptos"/>
-                <w:sz w:val="16"/>
-                <w:szCs w:val="16"/>
-              </w:rPr>
-              <w:fldChar w:fldCharType="separate"/>
-            </w:r>
-            <w:r>
-              <w:rPr>
-                <w:rFonts w:ascii="Aptos" w:hAnsi="Aptos"/>
-                <w:noProof/>
-                <w:sz w:val="16"/>
-                <w:szCs w:val="16"/>
-              </w:rPr>
-              <w:t> </w:t>
-            </w:r>
-            <w:r>
-              <w:rPr>
-                <w:rFonts w:ascii="Aptos" w:hAnsi="Aptos"/>
-                <w:noProof/>
-                <w:sz w:val="16"/>
-                <w:szCs w:val="16"/>
-              </w:rPr>
-              <w:t> </w:t>
-            </w:r>
-            <w:r>
-              <w:rPr>
-                <w:rFonts w:ascii="Aptos" w:hAnsi="Aptos"/>
-                <w:noProof/>
-                <w:sz w:val="16"/>
-                <w:szCs w:val="16"/>
-              </w:rPr>
-              <w:t> </w:t>
-            </w:r>
-            <w:r>
-              <w:rPr>
-                <w:rFonts w:ascii="Aptos" w:hAnsi="Aptos"/>
-                <w:noProof/>
-                <w:sz w:val="16"/>
-                <w:szCs w:val="16"/>
-              </w:rPr>
-              <w:t> </w:t>
-            </w:r>
-            <w:r>
-              <w:rPr>
-                <w:rFonts w:ascii="Aptos" w:hAnsi="Aptos"/>
-                <w:noProof/>
-                <w:sz w:val="16"/>
-                <w:szCs w:val="16"/>
-              </w:rPr>
-              <w:t> </w:t>
-            </w:r>
-            <w:r>
-              <w:rPr>
-                <w:rFonts w:ascii="Aptos" w:hAnsi="Aptos"/>
-                <w:sz w:val="16"/>
-                <w:szCs w:val="16"/>
-              </w:rPr>
-              <w:fldChar w:fldCharType="end"/>
-            </w:r>
-          </w:p>
-        </w:tc>
-      </w:tr>
-      <w:tr>
-        <w:tblPrEx>
-          <w:shd w:val="clear" w:color="auto" w:fill="auto"/>
-        </w:tblPrEx>
-        <w:trPr>
-          <w:trHeight w:val="227"/>
-        </w:trPr>
-        <w:tc>
-          <w:tcPr>
-            <w:tcW w:w="6534" w:type="dxa"/>
-            <w:gridSpan w:val="16"/>
-            <w:vAlign w:val="center"/>
-          </w:tcPr>
-          <w:p>
-            <w:pPr>
-              <w:rPr>
-                <w:rFonts w:ascii="Aptos" w:hAnsi="Aptos"/>
-                <w:sz w:val="16"/>
-                <w:szCs w:val="16"/>
-              </w:rPr>
-            </w:pPr>
-            <w:r>
-              <w:rPr>
-                <w:rFonts w:ascii="Aptos" w:hAnsi="Aptos"/>
-                <w:sz w:val="16"/>
-                <w:szCs w:val="16"/>
-              </w:rPr>
-              <w:fldChar w:fldCharType="begin">
-                <w:ffData>
-                  <w:name w:val=""/>
-                  <w:enabled/>
-                  <w:calcOnExit w:val="0"/>
-                  <w:checkBox>
-                    <w:sizeAuto/>
-                    <w:default w:val="0"/>
-                  </w:checkBox>
-                </w:ffData>
-              </w:fldChar>
-            </w:r>
-            <w:r>
-              <w:rPr>
-                <w:rFonts w:ascii="Aptos" w:hAnsi="Aptos"/>
-                <w:sz w:val="16"/>
-                <w:szCs w:val="16"/>
-              </w:rPr>
-              <w:instrText xml:space="preserve"> FORMCHECKBOX </w:instrText>
-            </w:r>
-            <w:r>
-              <w:rPr>
-                <w:rFonts w:ascii="Aptos" w:hAnsi="Aptos"/>
-                <w:sz w:val="16"/>
-                <w:szCs w:val="16"/>
-              </w:rPr>
-            </w:r>
-            <w:r>
-              <w:rPr>
-                <w:rFonts w:ascii="Aptos" w:hAnsi="Aptos"/>
-                <w:sz w:val="16"/>
-                <w:szCs w:val="16"/>
-              </w:rPr>
-              <w:fldChar w:fldCharType="separate"/>
-            </w:r>
-            <w:r>
-              <w:rPr>
-                <w:rFonts w:ascii="Aptos" w:hAnsi="Aptos"/>
-                <w:sz w:val="16"/>
-                <w:szCs w:val="16"/>
-              </w:rPr>
-              <w:fldChar w:fldCharType="end"/>
-            </w:r>
-            <w:r>
-              <w:rPr>
-                <w:rFonts w:ascii="Aptos" w:hAnsi="Aptos"/>
-                <w:sz w:val="16"/>
-                <w:szCs w:val="16"/>
-              </w:rPr>
-              <w:t xml:space="preserve"> </w:t>
-            </w:r>
-          </w:p>
-        </w:tc>
-        <w:tc>
-          <w:tcPr>
-            <w:tcW w:w="3260" w:type="dxa"/>
-            <w:gridSpan w:val="6"/>
-            <w:vAlign w:val="center"/>
-          </w:tcPr>
-          <w:p>
-            <w:pPr>
-              <w:rPr>
-                <w:rFonts w:ascii="Aptos" w:hAnsi="Aptos"/>
-                <w:sz w:val="16"/>
-                <w:szCs w:val="16"/>
-              </w:rPr>
-            </w:pPr>
-            <w:r>
-              <w:rPr>
-                <w:rFonts w:ascii="Aptos" w:hAnsi="Aptos"/>
-                <w:sz w:val="16"/>
-                <w:szCs w:val="16"/>
-              </w:rPr>
-              <w:fldChar w:fldCharType="begin">
-                <w:ffData>
-                  <w:name w:val="Testo18"/>
-                  <w:enabled/>
-                  <w:calcOnExit w:val="0"/>
-                  <w:textInput/>
-                </w:ffData>
-              </w:fldChar>
-            </w:r>
-            <w:r>
-              <w:rPr>
-                <w:rFonts w:ascii="Aptos" w:hAnsi="Aptos"/>
-                <w:sz w:val="16"/>
-                <w:szCs w:val="16"/>
-              </w:rPr>
-              <w:instrText xml:space="preserve"> FORMTEXT </w:instrText>
-            </w:r>
-            <w:r>
-              <w:rPr>
-                <w:rFonts w:ascii="Aptos" w:hAnsi="Aptos"/>
-                <w:sz w:val="16"/>
-                <w:szCs w:val="16"/>
-              </w:rPr>
-            </w:r>
-            <w:r>
-              <w:rPr>
-                <w:rFonts w:ascii="Aptos" w:hAnsi="Aptos"/>
-                <w:sz w:val="16"/>
-                <w:szCs w:val="16"/>
-              </w:rPr>
-              <w:fldChar w:fldCharType="separate"/>
-            </w:r>
-            <w:r>
-              <w:rPr>
-                <w:rFonts w:ascii="Aptos" w:hAnsi="Aptos"/>
-                <w:noProof/>
-                <w:sz w:val="16"/>
-                <w:szCs w:val="16"/>
-              </w:rPr>
-              <w:t> </w:t>
-            </w:r>
-            <w:r>
-              <w:rPr>
-                <w:rFonts w:ascii="Aptos" w:hAnsi="Aptos"/>
-                <w:noProof/>
-                <w:sz w:val="16"/>
-                <w:szCs w:val="16"/>
-              </w:rPr>
-              <w:t> </w:t>
-            </w:r>
-            <w:r>
-              <w:rPr>
-                <w:rFonts w:ascii="Aptos" w:hAnsi="Aptos"/>
-                <w:noProof/>
-                <w:sz w:val="16"/>
-                <w:szCs w:val="16"/>
-              </w:rPr>
-              <w:t> </w:t>
-            </w:r>
-            <w:r>
-              <w:rPr>
-                <w:rFonts w:ascii="Aptos" w:hAnsi="Aptos"/>
-                <w:noProof/>
-                <w:sz w:val="16"/>
-                <w:szCs w:val="16"/>
-              </w:rPr>
-              <w:t> </w:t>
-            </w:r>
-            <w:r>
-              <w:rPr>
-                <w:rFonts w:ascii="Aptos" w:hAnsi="Aptos"/>
-                <w:noProof/>
-                <w:sz w:val="16"/>
-                <w:szCs w:val="16"/>
-              </w:rPr>
-              <w:t> </w:t>
-            </w:r>
-            <w:r>
-              <w:rPr>
-                <w:rFonts w:ascii="Aptos" w:hAnsi="Aptos"/>
-                <w:sz w:val="16"/>
-                <w:szCs w:val="16"/>
-              </w:rPr>
-              <w:fldChar w:fldCharType="end"/>
-            </w:r>
-          </w:p>
-        </w:tc>
-      </w:tr>
-      <w:tr>
-        <w:tblPrEx>
-          <w:shd w:val="clear" w:color="auto" w:fill="auto"/>
-        </w:tblPrEx>
-        <w:trPr>
-          <w:trHeight w:val="227"/>
-        </w:trPr>
-        <w:tc>
-          <w:tcPr>
-            <w:tcW w:w="6534" w:type="dxa"/>
-            <w:gridSpan w:val="16"/>
-            <w:vAlign w:val="center"/>
-          </w:tcPr>
-          <w:p>
-            <w:pPr>
-              <w:rPr>
-                <w:rFonts w:ascii="Aptos" w:hAnsi="Aptos"/>
-                <w:sz w:val="16"/>
-                <w:szCs w:val="16"/>
-              </w:rPr>
-            </w:pPr>
-            <w:r>
-              <w:rPr>
-                <w:rFonts w:ascii="Aptos" w:hAnsi="Aptos"/>
-                <w:sz w:val="16"/>
-                <w:szCs w:val="16"/>
-              </w:rPr>
-              <w:fldChar w:fldCharType="begin">
-                <w:ffData>
-                  <w:name w:val=""/>
-                  <w:enabled/>
-                  <w:calcOnExit w:val="0"/>
-                  <w:checkBox>
-                    <w:sizeAuto/>
-                    <w:default w:val="0"/>
-                  </w:checkBox>
-                </w:ffData>
-              </w:fldChar>
-            </w:r>
-            <w:r>
-              <w:rPr>
-                <w:rFonts w:ascii="Aptos" w:hAnsi="Aptos"/>
-                <w:sz w:val="16"/>
-                <w:szCs w:val="16"/>
-              </w:rPr>
-              <w:instrText xml:space="preserve"> FORMCHECKBOX </w:instrText>
-            </w:r>
-            <w:r>
-              <w:rPr>
-                <w:rFonts w:ascii="Aptos" w:hAnsi="Aptos"/>
-                <w:sz w:val="16"/>
-                <w:szCs w:val="16"/>
-              </w:rPr>
-            </w:r>
-            <w:r>
-              <w:rPr>
-                <w:rFonts w:ascii="Aptos" w:hAnsi="Aptos"/>
-                <w:sz w:val="16"/>
-                <w:szCs w:val="16"/>
-              </w:rPr>
-              <w:fldChar w:fldCharType="separate"/>
-            </w:r>
-            <w:r>
-              <w:rPr>
-                <w:rFonts w:ascii="Aptos" w:hAnsi="Aptos"/>
-                <w:sz w:val="16"/>
-                <w:szCs w:val="16"/>
-              </w:rPr>
-              <w:fldChar w:fldCharType="end"/>
-            </w:r>
-            <w:r>
-              <w:rPr>
-                <w:rFonts w:ascii="Aptos" w:hAnsi="Aptos"/>
-                <w:sz w:val="16"/>
-                <w:szCs w:val="16"/>
-              </w:rPr>
-              <w:t xml:space="preserve"> </w:t>
-            </w:r>
-          </w:p>
-        </w:tc>
-        <w:tc>
-          <w:tcPr>
-            <w:tcW w:w="3260" w:type="dxa"/>
-            <w:gridSpan w:val="6"/>
-            <w:vAlign w:val="center"/>
-          </w:tcPr>
-          <w:p>
-            <w:pPr>
-              <w:rPr>
-                <w:rFonts w:ascii="Aptos" w:hAnsi="Aptos"/>
-                <w:sz w:val="16"/>
-                <w:szCs w:val="16"/>
-              </w:rPr>
-            </w:pPr>
-            <w:r>
-              <w:rPr>
-                <w:rFonts w:ascii="Aptos" w:hAnsi="Aptos"/>
-                <w:sz w:val="16"/>
-                <w:szCs w:val="16"/>
-              </w:rPr>
-              <w:fldChar w:fldCharType="begin">
-                <w:ffData>
-                  <w:name w:val="Testo20"/>
-                  <w:enabled/>
-                  <w:calcOnExit w:val="0"/>
-                  <w:textInput/>
-                </w:ffData>
-              </w:fldChar>
-            </w:r>
-            <w:r>
-              <w:rPr>
-                <w:rFonts w:ascii="Aptos" w:hAnsi="Aptos"/>
-                <w:sz w:val="16"/>
-                <w:szCs w:val="16"/>
-              </w:rPr>
-              <w:instrText xml:space="preserve"> FORMTEXT </w:instrText>
-            </w:r>
-            <w:r>
-              <w:rPr>
-                <w:rFonts w:ascii="Aptos" w:hAnsi="Aptos"/>
-                <w:sz w:val="16"/>
-                <w:szCs w:val="16"/>
-              </w:rPr>
-            </w:r>
-            <w:r>
-              <w:rPr>
-                <w:rFonts w:ascii="Aptos" w:hAnsi="Aptos"/>
-                <w:sz w:val="16"/>
-                <w:szCs w:val="16"/>
-              </w:rPr>
-              <w:fldChar w:fldCharType="separate"/>
-            </w:r>
-            <w:r>
-              <w:rPr>
-                <w:rFonts w:ascii="Aptos" w:hAnsi="Aptos"/>
-                <w:noProof/>
-                <w:sz w:val="16"/>
-                <w:szCs w:val="16"/>
-              </w:rPr>
-              <w:t> </w:t>
-            </w:r>
-            <w:r>
-              <w:rPr>
-                <w:rFonts w:ascii="Aptos" w:hAnsi="Aptos"/>
-                <w:noProof/>
-                <w:sz w:val="16"/>
-                <w:szCs w:val="16"/>
-              </w:rPr>
-              <w:t> </w:t>
-            </w:r>
-            <w:r>
-              <w:rPr>
-                <w:rFonts w:ascii="Aptos" w:hAnsi="Aptos"/>
-                <w:noProof/>
-                <w:sz w:val="16"/>
-                <w:szCs w:val="16"/>
-              </w:rPr>
-              <w:t> </w:t>
-            </w:r>
-            <w:r>
-              <w:rPr>
-                <w:rFonts w:ascii="Aptos" w:hAnsi="Aptos"/>
-                <w:noProof/>
-                <w:sz w:val="16"/>
-                <w:szCs w:val="16"/>
-              </w:rPr>
-              <w:t> </w:t>
-            </w:r>
-            <w:r>
-              <w:rPr>
-                <w:rFonts w:ascii="Aptos" w:hAnsi="Aptos"/>
-                <w:noProof/>
-                <w:sz w:val="16"/>
-                <w:szCs w:val="16"/>
-              </w:rPr>
-              <w:t> </w:t>
-            </w:r>
-            <w:r>
-              <w:rPr>
-                <w:rFonts w:ascii="Aptos" w:hAnsi="Aptos"/>
-                <w:sz w:val="16"/>
-                <w:szCs w:val="16"/>
-              </w:rPr>
-              <w:fldChar w:fldCharType="end"/>
-            </w:r>
-          </w:p>
-        </w:tc>
-      </w:tr>
-      <w:tr>
-        <w:tblPrEx>
-          <w:shd w:val="clear" w:color="auto" w:fill="auto"/>
-        </w:tblPrEx>
-        <w:trPr>
-          <w:trHeight w:val="170"/>
-        </w:trPr>
-        <w:tc>
-          <w:tcPr>
-            <w:tcW w:w="9794" w:type="dxa"/>
-            <w:gridSpan w:val="22"/>
-            <w:tcBorders>
-              <w:bottom w:val="nil"/>
-            </w:tcBorders>
-          </w:tcPr>
-          <w:p>
-            <w:pPr>
-              <w:rPr>
-                <w:rFonts w:ascii="Aptos" w:hAnsi="Aptos"/>
-                <w:b/>
-                <w:sz w:val="10"/>
-                <w:szCs w:val="10"/>
-              </w:rPr>
-            </w:pPr>
-          </w:p>
-        </w:tc>
-      </w:tr>
-      <w:tr>
-        <w:tblPrEx>
-          <w:shd w:val="clear" w:color="auto" w:fill="auto"/>
-        </w:tblPrEx>
-        <w:trPr>
-          <w:trHeight w:val="340"/>
-        </w:trPr>
-        <w:tc>
-          <w:tcPr>
-            <w:tcW w:w="2378" w:type="dxa"/>
-            <w:gridSpan w:val="5"/>
-            <w:vAlign w:val="center"/>
-          </w:tcPr>
-          <w:p>
-            <w:pPr>
-              <w:rPr>
-                <w:rFonts w:ascii="Aptos" w:hAnsi="Aptos"/>
-                <w:sz w:val="20"/>
-                <w:szCs w:val="20"/>
-              </w:rPr>
-            </w:pPr>
-            <w:r>
-              <w:rPr>
-                <w:rFonts w:ascii="Aptos" w:hAnsi="Aptos"/>
-                <w:sz w:val="20"/>
-                <w:szCs w:val="20"/>
-              </w:rPr>
-              <w:t>Classificazione H</w:t>
-            </w:r>
-          </w:p>
-        </w:tc>
-        <w:tc>
-          <w:tcPr>
-            <w:tcW w:w="7416" w:type="dxa"/>
-            <w:gridSpan w:val="17"/>
-            <w:vAlign w:val="center"/>
-          </w:tcPr>
-          <w:p>
-            <w:pPr>
-              <w:rPr>
-                <w:rFonts w:ascii="Aptos" w:hAnsi="Aptos"/>
-                <w:sz w:val="20"/>
-                <w:szCs w:val="20"/>
-              </w:rPr>
-            </w:pPr>
-            <w:r>
-              <w:rPr>
-                <w:rFonts w:ascii="Aptos" w:hAnsi="Aptos"/>
-                <w:b/>
-                <w:bCs/>
-                <w:sz w:val="20"/>
-                <w:szCs w:val="20"/>
-              </w:rPr>
-              <w:t>H317:</w:t>
-            </w:r>
-            <w:r>
-              <w:rPr>
-                <w:rFonts w:ascii="Aptos" w:hAnsi="Aptos"/>
-                <w:sz w:val="20"/>
-                <w:szCs w:val="20"/>
-              </w:rPr>
-              <w:t xml:space="preserve"> Sensibilizzazione della pelle</w:t>
-            </w:r>
-          </w:p>
-          <w:p>
-            <w:pPr>
-              <w:rPr>
-                <w:rFonts w:ascii="Aptos" w:hAnsi="Aptos"/>
-                <w:sz w:val="20"/>
-                <w:szCs w:val="20"/>
-              </w:rPr>
-            </w:pPr>
-            <w:r>
-              <w:rPr>
-                <w:rFonts w:ascii="Aptos" w:hAnsi="Aptos"/>
-                <w:b/>
-                <w:bCs/>
-                <w:sz w:val="20"/>
-                <w:szCs w:val="20"/>
-              </w:rPr>
-              <w:t xml:space="preserve">H334: </w:t>
-            </w:r>
-            <w:r>
-              <w:rPr>
-                <w:rFonts w:ascii="Aptos" w:hAnsi="Aptos"/>
-                <w:sz w:val="20"/>
-                <w:szCs w:val="20"/>
-              </w:rPr>
-              <w:t>Sensibilizzazione delle vie respiratorie</w:t>
-            </w:r>
-          </w:p>
-        </w:tc>
-      </w:tr>
-      <w:tr>
-        <w:tblPrEx>
-          <w:shd w:val="clear" w:color="auto" w:fill="auto"/>
-        </w:tblPrEx>
-        <w:trPr>
-          <w:trHeight w:val="340"/>
-        </w:trPr>
-        <w:tc>
-          <w:tcPr>
-            <w:tcW w:w="2378" w:type="dxa"/>
-            <w:gridSpan w:val="5"/>
-            <w:vAlign w:val="center"/>
-          </w:tcPr>
-          <w:p>
-            <w:pPr>
-              <w:rPr>
-                <w:rFonts w:ascii="Aptos" w:hAnsi="Aptos"/>
-                <w:sz w:val="20"/>
-                <w:szCs w:val="20"/>
-              </w:rPr>
-            </w:pPr>
-            <w:r>
-              <w:rPr>
-                <w:rFonts w:ascii="Aptos" w:hAnsi="Aptos"/>
-                <w:sz w:val="20"/>
-                <w:szCs w:val="20"/>
-              </w:rPr>
-              <w:t>Kg utilizzati per addetto</w:t>
-            </w:r>
-          </w:p>
-        </w:tc>
-        <w:tc>
-          <w:tcPr>
-            <w:tcW w:w="2472" w:type="dxa"/>
-            <w:gridSpan w:val="7"/>
-            <w:vAlign w:val="center"/>
-          </w:tcPr>
-          <w:p>
-            <w:pPr>
-              <w:rPr>
-                <w:rFonts w:ascii="Aptos" w:hAnsi="Aptos"/>
-                <w:sz w:val="20"/>
-                <w:szCs w:val="20"/>
-              </w:rPr>
-            </w:pPr>
-            <w:r>
-              <w:rPr>
-                <w:rFonts w:ascii="Aptos" w:hAnsi="Aptos"/>
-                <w:sz w:val="20"/>
-                <w:szCs w:val="20"/>
-              </w:rPr>
-              <w:t>&lt; 1 a settimana</w:t>
-            </w:r>
-          </w:p>
-        </w:tc>
-        <w:tc>
-          <w:tcPr>
-            <w:tcW w:w="2472" w:type="dxa"/>
-            <w:gridSpan w:val="6"/>
-            <w:vAlign w:val="center"/>
-          </w:tcPr>
-          <w:p>
-            <w:pPr>
-              <w:rPr>
-                <w:rFonts w:ascii="Aptos" w:hAnsi="Aptos"/>
-                <w:sz w:val="20"/>
-                <w:szCs w:val="20"/>
-              </w:rPr>
-            </w:pPr>
-            <w:r>
-              <w:rPr>
-                <w:rFonts w:ascii="Aptos" w:hAnsi="Aptos"/>
-                <w:sz w:val="20"/>
-                <w:szCs w:val="20"/>
-              </w:rPr>
-              <w:t>Tempo di esposizione</w:t>
-            </w:r>
-          </w:p>
-        </w:tc>
-        <w:tc>
-          <w:tcPr>
-            <w:tcW w:w="2472" w:type="dxa"/>
-            <w:gridSpan w:val="4"/>
-            <w:vAlign w:val="center"/>
-          </w:tcPr>
-          <w:p>
-            <w:pPr>
-              <w:rPr>
-                <w:rFonts w:ascii="Aptos" w:hAnsi="Aptos"/>
-                <w:sz w:val="20"/>
-                <w:szCs w:val="20"/>
-              </w:rPr>
-            </w:pPr>
-            <w:r>
-              <w:rPr>
-                <w:rFonts w:ascii="Aptos" w:hAnsi="Aptos"/>
-                <w:sz w:val="20"/>
-                <w:szCs w:val="20"/>
-              </w:rPr>
-              <w:t>&lt; 10 % orario di lavoro</w:t>
-            </w:r>
-          </w:p>
-        </w:tc>
-      </w:tr>
-      <w:tr>
-        <w:tblPrEx>
-          <w:shd w:val="clear" w:color="auto" w:fill="auto"/>
-        </w:tblPrEx>
-        <w:trPr>
-          <w:trHeight w:val="340"/>
-        </w:trPr>
-        <w:tc>
-          <w:tcPr>
-            <w:tcW w:w="2378" w:type="dxa"/>
-            <w:gridSpan w:val="5"/>
-            <w:tcBorders>
-              <w:bottom w:val="single" w:sz="4" w:space="0" w:color="auto"/>
-            </w:tcBorders>
-            <w:vAlign w:val="center"/>
-          </w:tcPr>
-          <w:p>
-            <w:pPr>
-              <w:rPr>
-                <w:rFonts w:ascii="Aptos" w:hAnsi="Aptos"/>
-                <w:sz w:val="20"/>
-                <w:szCs w:val="20"/>
-              </w:rPr>
-            </w:pPr>
-            <w:r>
-              <w:rPr>
-                <w:rFonts w:ascii="Aptos" w:hAnsi="Aptos"/>
-                <w:sz w:val="20"/>
-                <w:szCs w:val="20"/>
-              </w:rPr>
-              <w:t>Categoria ex UNI EN 141</w:t>
-            </w:r>
-          </w:p>
-        </w:tc>
-        <w:tc>
-          <w:tcPr>
-            <w:tcW w:w="3903" w:type="dxa"/>
-            <w:gridSpan w:val="10"/>
-            <w:tcBorders>
-              <w:bottom w:val="single" w:sz="4" w:space="0" w:color="auto"/>
-            </w:tcBorders>
-            <w:vAlign w:val="center"/>
-          </w:tcPr>
-          <w:p>
-            <w:pPr>
-              <w:autoSpaceDE w:val="0"/>
-              <w:autoSpaceDN w:val="0"/>
-              <w:adjustRightInd w:val="0"/>
-              <w:rPr>
-                <w:rFonts w:ascii="Aptos" w:hAnsi="Aptos"/>
-                <w:sz w:val="16"/>
-                <w:szCs w:val="16"/>
-              </w:rPr>
-            </w:pPr>
-            <w:r>
-              <w:rPr>
-                <w:rFonts w:ascii="Aptos" w:hAnsi="Aptos"/>
-                <w:sz w:val="16"/>
-                <w:szCs w:val="16"/>
-              </w:rPr>
-              <w:fldChar w:fldCharType="begin">
-                <w:ffData>
-                  <w:name w:val="Controllo5"/>
-                  <w:enabled/>
-                  <w:calcOnExit w:val="0"/>
-                  <w:checkBox>
-                    <w:sizeAuto/>
-                    <w:default w:val="0"/>
-                  </w:checkBox>
-                </w:ffData>
-              </w:fldChar>
-            </w:r>
-            <w:r>
-              <w:rPr>
-                <w:rFonts w:ascii="Aptos" w:hAnsi="Aptos"/>
-                <w:sz w:val="16"/>
-                <w:szCs w:val="16"/>
-              </w:rPr>
-              <w:instrText xml:space="preserve"> FORMCHECKBOX </w:instrText>
-            </w:r>
-            <w:r>
-              <w:rPr>
-                <w:rFonts w:ascii="Aptos" w:hAnsi="Aptos"/>
-                <w:sz w:val="16"/>
-                <w:szCs w:val="16"/>
-              </w:rPr>
-            </w:r>
-            <w:r>
-              <w:rPr>
-                <w:rFonts w:ascii="Aptos" w:hAnsi="Aptos"/>
-                <w:sz w:val="16"/>
-                <w:szCs w:val="16"/>
-              </w:rPr>
-              <w:fldChar w:fldCharType="separate"/>
-            </w:r>
-            <w:r>
-              <w:rPr>
-                <w:rFonts w:ascii="Aptos" w:hAnsi="Aptos"/>
-                <w:sz w:val="16"/>
-                <w:szCs w:val="16"/>
-              </w:rPr>
-              <w:fldChar w:fldCharType="end"/>
-            </w:r>
-            <w:r>
-              <w:rPr>
-                <w:rFonts w:ascii="Aptos" w:hAnsi="Aptos"/>
-                <w:sz w:val="16"/>
-                <w:szCs w:val="16"/>
-              </w:rPr>
-              <w:t xml:space="preserve"> A–Gas/vapori organici (punto ebollizione &gt; 65°C)</w:t>
-            </w:r>
-          </w:p>
-          <w:p>
-            <w:pPr>
-              <w:autoSpaceDE w:val="0"/>
-              <w:autoSpaceDN w:val="0"/>
-              <w:adjustRightInd w:val="0"/>
-              <w:rPr>
-                <w:rFonts w:ascii="Aptos" w:hAnsi="Aptos"/>
-                <w:sz w:val="16"/>
-                <w:szCs w:val="16"/>
-              </w:rPr>
-            </w:pPr>
-            <w:r>
-              <w:rPr>
-                <w:rFonts w:ascii="Aptos" w:hAnsi="Aptos"/>
-                <w:sz w:val="16"/>
-                <w:szCs w:val="16"/>
-              </w:rPr>
-              <w:fldChar w:fldCharType="begin">
-                <w:ffData>
-                  <w:name w:val="Controllo5"/>
-                  <w:enabled/>
-                  <w:calcOnExit w:val="0"/>
-                  <w:checkBox>
-                    <w:sizeAuto/>
-                    <w:default w:val="0"/>
-                  </w:checkBox>
-                </w:ffData>
-              </w:fldChar>
-            </w:r>
-            <w:r>
-              <w:rPr>
-                <w:rFonts w:ascii="Aptos" w:hAnsi="Aptos"/>
-                <w:sz w:val="16"/>
-                <w:szCs w:val="16"/>
-              </w:rPr>
-              <w:instrText xml:space="preserve"> FORMCHECKBOX </w:instrText>
-            </w:r>
-            <w:r>
-              <w:rPr>
-                <w:rFonts w:ascii="Aptos" w:hAnsi="Aptos"/>
-                <w:sz w:val="16"/>
-                <w:szCs w:val="16"/>
-              </w:rPr>
-            </w:r>
-            <w:r>
-              <w:rPr>
-                <w:rFonts w:ascii="Aptos" w:hAnsi="Aptos"/>
-                <w:sz w:val="16"/>
-                <w:szCs w:val="16"/>
-              </w:rPr>
-              <w:fldChar w:fldCharType="separate"/>
-            </w:r>
-            <w:r>
-              <w:rPr>
-                <w:rFonts w:ascii="Aptos" w:hAnsi="Aptos"/>
-                <w:sz w:val="16"/>
-                <w:szCs w:val="16"/>
-              </w:rPr>
-              <w:fldChar w:fldCharType="end"/>
-            </w:r>
-            <w:r>
-              <w:rPr>
-                <w:rFonts w:ascii="Aptos" w:hAnsi="Aptos"/>
-                <w:sz w:val="16"/>
-                <w:szCs w:val="16"/>
-              </w:rPr>
-              <w:t xml:space="preserve"> AX–Gas/vapori organici (punto ebollizione &lt; 65°C)</w:t>
-            </w:r>
-          </w:p>
-        </w:tc>
-        <w:tc>
-          <w:tcPr>
-            <w:tcW w:w="3513" w:type="dxa"/>
-            <w:gridSpan w:val="7"/>
-            <w:tcBorders>
-              <w:bottom w:val="single" w:sz="4" w:space="0" w:color="auto"/>
-            </w:tcBorders>
-            <w:vAlign w:val="center"/>
-          </w:tcPr>
-          <w:p>
-            <w:pPr>
-              <w:autoSpaceDE w:val="0"/>
-              <w:autoSpaceDN w:val="0"/>
-              <w:adjustRightInd w:val="0"/>
-              <w:rPr>
-                <w:rFonts w:ascii="Aptos" w:hAnsi="Aptos"/>
-                <w:sz w:val="16"/>
-                <w:szCs w:val="16"/>
-              </w:rPr>
-            </w:pPr>
-            <w:r>
-              <w:rPr>
-                <w:rFonts w:ascii="Aptos" w:hAnsi="Aptos"/>
-                <w:sz w:val="16"/>
-                <w:szCs w:val="16"/>
-              </w:rPr>
-              <w:fldChar w:fldCharType="begin">
-                <w:ffData>
-                  <w:name w:val="Controllo5"/>
-                  <w:enabled/>
-                  <w:calcOnExit w:val="0"/>
-                  <w:checkBox>
-                    <w:sizeAuto/>
-                    <w:default w:val="0"/>
-                  </w:checkBox>
-                </w:ffData>
-              </w:fldChar>
-            </w:r>
-            <w:r>
-              <w:rPr>
-                <w:rFonts w:ascii="Aptos" w:hAnsi="Aptos"/>
-                <w:sz w:val="16"/>
-                <w:szCs w:val="16"/>
-              </w:rPr>
-              <w:instrText xml:space="preserve"> FORMCHECKBOX </w:instrText>
-            </w:r>
-            <w:r>
-              <w:rPr>
-                <w:rFonts w:ascii="Aptos" w:hAnsi="Aptos"/>
-                <w:sz w:val="16"/>
-                <w:szCs w:val="16"/>
-              </w:rPr>
-            </w:r>
-            <w:r>
-              <w:rPr>
-                <w:rFonts w:ascii="Aptos" w:hAnsi="Aptos"/>
-                <w:sz w:val="16"/>
-                <w:szCs w:val="16"/>
-              </w:rPr>
-              <w:fldChar w:fldCharType="separate"/>
-            </w:r>
-            <w:r>
-              <w:rPr>
-                <w:rFonts w:ascii="Aptos" w:hAnsi="Aptos"/>
-                <w:sz w:val="16"/>
-                <w:szCs w:val="16"/>
-              </w:rPr>
-              <w:fldChar w:fldCharType="end"/>
-            </w:r>
-            <w:r>
-              <w:rPr>
-                <w:rFonts w:ascii="Aptos" w:hAnsi="Aptos"/>
-                <w:sz w:val="16"/>
-                <w:szCs w:val="16"/>
-              </w:rPr>
-              <w:t xml:space="preserve"> B–Gas/vapori inorganici</w:t>
-            </w:r>
-          </w:p>
-          <w:p>
-            <w:pPr>
-              <w:autoSpaceDE w:val="0"/>
-              <w:autoSpaceDN w:val="0"/>
-              <w:adjustRightInd w:val="0"/>
-              <w:rPr>
-                <w:rFonts w:ascii="Aptos" w:hAnsi="Aptos"/>
-                <w:sz w:val="16"/>
-                <w:szCs w:val="16"/>
-              </w:rPr>
-            </w:pPr>
-            <w:r>
-              <w:rPr>
-                <w:rFonts w:ascii="Aptos" w:hAnsi="Aptos"/>
-                <w:sz w:val="16"/>
-                <w:szCs w:val="16"/>
-              </w:rPr>
-              <w:fldChar w:fldCharType="begin">
-                <w:ffData>
-                  <w:name w:val="Controllo5"/>
-                  <w:enabled/>
-                  <w:calcOnExit w:val="0"/>
-                  <w:checkBox>
-                    <w:sizeAuto/>
-                    <w:default w:val="0"/>
-                  </w:checkBox>
-                </w:ffData>
-              </w:fldChar>
-            </w:r>
-            <w:r>
-              <w:rPr>
-                <w:rFonts w:ascii="Aptos" w:hAnsi="Aptos"/>
-                <w:sz w:val="16"/>
-                <w:szCs w:val="16"/>
-              </w:rPr>
-              <w:instrText xml:space="preserve"> FORMCHECKBOX </w:instrText>
-            </w:r>
-            <w:r>
-              <w:rPr>
-                <w:rFonts w:ascii="Aptos" w:hAnsi="Aptos"/>
-                <w:sz w:val="16"/>
-                <w:szCs w:val="16"/>
-              </w:rPr>
-            </w:r>
-            <w:r>
-              <w:rPr>
-                <w:rFonts w:ascii="Aptos" w:hAnsi="Aptos"/>
-                <w:sz w:val="16"/>
-                <w:szCs w:val="16"/>
-              </w:rPr>
-              <w:fldChar w:fldCharType="separate"/>
-            </w:r>
-            <w:r>
-              <w:rPr>
-                <w:rFonts w:ascii="Aptos" w:hAnsi="Aptos"/>
-                <w:sz w:val="16"/>
-                <w:szCs w:val="16"/>
-              </w:rPr>
-              <w:fldChar w:fldCharType="end"/>
-            </w:r>
-            <w:r>
-              <w:rPr>
-                <w:rFonts w:ascii="Aptos" w:hAnsi="Aptos"/>
-                <w:sz w:val="16"/>
-                <w:szCs w:val="16"/>
-              </w:rPr>
-              <w:t xml:space="preserve"> E–Gas/vapori acidi</w:t>
-            </w:r>
-          </w:p>
-          <w:p>
-            <w:pPr>
-              <w:autoSpaceDE w:val="0"/>
-              <w:autoSpaceDN w:val="0"/>
-              <w:adjustRightInd w:val="0"/>
-              <w:rPr>
-                <w:rFonts w:ascii="Aptos" w:hAnsi="Aptos"/>
-                <w:sz w:val="16"/>
-                <w:szCs w:val="16"/>
-              </w:rPr>
-            </w:pPr>
-            <w:r>
-              <w:rPr>
-                <w:rFonts w:ascii="Aptos" w:hAnsi="Aptos"/>
-                <w:sz w:val="16"/>
-                <w:szCs w:val="16"/>
-              </w:rPr>
-              <w:fldChar w:fldCharType="begin">
-                <w:ffData>
-                  <w:name w:val="Controllo5"/>
-                  <w:enabled/>
-                  <w:calcOnExit w:val="0"/>
-                  <w:checkBox>
-                    <w:sizeAuto/>
-                    <w:default w:val="0"/>
-                  </w:checkBox>
-                </w:ffData>
-              </w:fldChar>
-            </w:r>
-            <w:r>
-              <w:rPr>
-                <w:rFonts w:ascii="Aptos" w:hAnsi="Aptos"/>
-                <w:sz w:val="16"/>
-                <w:szCs w:val="16"/>
-              </w:rPr>
-              <w:instrText xml:space="preserve"> FORMCHECKBOX </w:instrText>
-            </w:r>
-            <w:r>
-              <w:rPr>
-                <w:rFonts w:ascii="Aptos" w:hAnsi="Aptos"/>
-                <w:sz w:val="16"/>
-                <w:szCs w:val="16"/>
-              </w:rPr>
-            </w:r>
-            <w:r>
-              <w:rPr>
-                <w:rFonts w:ascii="Aptos" w:hAnsi="Aptos"/>
-                <w:sz w:val="16"/>
-                <w:szCs w:val="16"/>
-              </w:rPr>
-              <w:fldChar w:fldCharType="separate"/>
-            </w:r>
-            <w:r>
-              <w:rPr>
-                <w:rFonts w:ascii="Aptos" w:hAnsi="Aptos"/>
-                <w:sz w:val="16"/>
-                <w:szCs w:val="16"/>
-              </w:rPr>
-              <w:fldChar w:fldCharType="end"/>
-            </w:r>
-            <w:r>
-              <w:rPr>
-                <w:rFonts w:ascii="Aptos" w:hAnsi="Aptos"/>
-                <w:sz w:val="16"/>
-                <w:szCs w:val="16"/>
-              </w:rPr>
-              <w:t xml:space="preserve"> K–Ammoniaca e derivati</w:t>
-            </w:r>
-          </w:p>
-        </w:tc>
-      </w:tr>
-      <w:tr>
-        <w:tblPrEx>
-          <w:shd w:val="clear" w:color="auto" w:fill="auto"/>
-        </w:tblPrEx>
-        <w:trPr>
-          <w:trHeight w:val="170"/>
-        </w:trPr>
-        <w:tc>
-          <w:tcPr>
-            <w:tcW w:w="9794" w:type="dxa"/>
-            <w:gridSpan w:val="22"/>
-            <w:tcBorders>
-              <w:bottom w:val="nil"/>
-            </w:tcBorders>
-          </w:tcPr>
-          <w:p>
-            <w:pPr>
-              <w:rPr>
-                <w:rFonts w:ascii="Aptos" w:hAnsi="Aptos"/>
-                <w:b/>
-                <w:sz w:val="10"/>
-                <w:szCs w:val="10"/>
-              </w:rPr>
-            </w:pPr>
-          </w:p>
-        </w:tc>
-      </w:tr>
-      <w:tr>
-        <w:tblPrEx>
-          <w:shd w:val="clear" w:color="auto" w:fill="auto"/>
-        </w:tblPrEx>
-        <w:tc>
-          <w:tcPr>
-            <w:tcW w:w="390" w:type="dxa"/>
-            <w:tcBorders>
-              <w:top w:val="single" w:sz="12" w:space="0" w:color="auto"/>
-              <w:left w:val="single" w:sz="12" w:space="0" w:color="auto"/>
-              <w:bottom w:val="single" w:sz="12" w:space="0" w:color="auto"/>
-              <w:right w:val="single" w:sz="12" w:space="0" w:color="auto"/>
-            </w:tcBorders>
-            <w:vAlign w:val="center"/>
-          </w:tcPr>
-          <w:p>
-            <w:pPr>
-              <w:rPr>
-                <w:rFonts w:ascii="Aptos" w:hAnsi="Aptos"/>
-                <w:b/>
-              </w:rPr>
-            </w:pPr>
-            <w:r>
-              <w:rPr>
-                <w:rFonts w:ascii="Aptos" w:hAnsi="Aptos"/>
-                <w:b/>
-              </w:rPr>
-              <w:t>B</w:t>
-            </w:r>
-          </w:p>
-        </w:tc>
-        <w:tc>
-          <w:tcPr>
-            <w:tcW w:w="9404" w:type="dxa"/>
-            <w:gridSpan w:val="21"/>
-            <w:tcBorders>
-              <w:top w:val="nil"/>
-              <w:left w:val="single" w:sz="12" w:space="0" w:color="auto"/>
-              <w:bottom w:val="nil"/>
-            </w:tcBorders>
-            <w:vAlign w:val="center"/>
-          </w:tcPr>
-          <w:p>
-            <w:pPr>
-              <w:rPr>
-                <w:rFonts w:ascii="Aptos" w:hAnsi="Aptos"/>
-                <w:b/>
-              </w:rPr>
-            </w:pPr>
-            <w:r>
-              <w:rPr>
-                <w:rFonts w:ascii="Aptos" w:hAnsi="Aptos"/>
-                <w:b/>
-              </w:rPr>
-              <w:t>VALUTAZIONE DEL RISCHIO PER FATTORI (rischio stimato)</w:t>
-            </w:r>
-          </w:p>
-        </w:tc>
-      </w:tr>
-      <w:tr>
-        <w:tblPrEx>
-          <w:shd w:val="clear" w:color="auto" w:fill="auto"/>
-        </w:tblPrEx>
-        <w:trPr>
-          <w:trHeight w:val="170"/>
-        </w:trPr>
-        <w:tc>
-          <w:tcPr>
-            <w:tcW w:w="9794" w:type="dxa"/>
-            <w:gridSpan w:val="22"/>
-            <w:tcBorders>
-              <w:top w:val="nil"/>
-            </w:tcBorders>
-          </w:tcPr>
-          <w:p>
-            <w:pPr>
-              <w:rPr>
-                <w:rFonts w:ascii="Aptos" w:hAnsi="Aptos"/>
-                <w:b/>
-                <w:sz w:val="10"/>
-                <w:szCs w:val="10"/>
-              </w:rPr>
-            </w:pPr>
-          </w:p>
-        </w:tc>
-      </w:tr>
-      <w:tr>
-        <w:tblPrEx>
-          <w:shd w:val="clear" w:color="auto" w:fill="auto"/>
-        </w:tblPrEx>
-        <w:trPr>
-          <w:trHeight w:val="340"/>
-        </w:trPr>
-        <w:tc>
-          <w:tcPr>
-            <w:tcW w:w="1634" w:type="dxa"/>
-            <w:gridSpan w:val="4"/>
-            <w:vAlign w:val="center"/>
-          </w:tcPr>
-          <w:p>
-            <w:pPr>
-              <w:rPr>
-                <w:rFonts w:ascii="Aptos" w:hAnsi="Aptos"/>
-                <w:b/>
-                <w:sz w:val="20"/>
-                <w:szCs w:val="20"/>
-              </w:rPr>
-            </w:pPr>
-            <w:r>
-              <w:rPr>
-                <w:rFonts w:ascii="Aptos" w:hAnsi="Aptos"/>
-                <w:b/>
-                <w:sz w:val="20"/>
-                <w:szCs w:val="20"/>
-              </w:rPr>
-              <w:t>Fattore gravità</w:t>
-            </w:r>
-          </w:p>
-        </w:tc>
-        <w:tc>
-          <w:tcPr>
-            <w:tcW w:w="1624" w:type="dxa"/>
-            <w:gridSpan w:val="4"/>
-            <w:vAlign w:val="center"/>
-          </w:tcPr>
-          <w:p>
-            <w:pPr>
-              <w:rPr>
-                <w:rFonts w:ascii="Aptos" w:hAnsi="Aptos"/>
-                <w:b/>
-                <w:sz w:val="20"/>
-                <w:szCs w:val="20"/>
-              </w:rPr>
-            </w:pPr>
-            <w:r>
-              <w:rPr>
-                <w:rFonts w:ascii="Aptos" w:hAnsi="Aptos"/>
-                <w:b/>
-                <w:sz w:val="20"/>
-                <w:szCs w:val="20"/>
-              </w:rPr>
-              <w:t>Fattore durata</w:t>
-            </w:r>
-          </w:p>
-        </w:tc>
-        <w:tc>
-          <w:tcPr>
-            <w:tcW w:w="1710" w:type="dxa"/>
-            <w:gridSpan w:val="6"/>
-            <w:tcBorders>
-              <w:right w:val="single" w:sz="12" w:space="0" w:color="auto"/>
-            </w:tcBorders>
-            <w:vAlign w:val="center"/>
-          </w:tcPr>
-          <w:p>
-            <w:pPr>
-              <w:jc w:val="center"/>
-              <w:rPr>
-                <w:rFonts w:ascii="Aptos" w:hAnsi="Aptos"/>
-                <w:b/>
-                <w:sz w:val="20"/>
-                <w:szCs w:val="20"/>
-              </w:rPr>
-            </w:pPr>
-            <w:r>
-              <w:rPr>
-                <w:rFonts w:ascii="Aptos" w:hAnsi="Aptos"/>
-                <w:b/>
-                <w:sz w:val="20"/>
-                <w:szCs w:val="20"/>
-              </w:rPr>
-              <w:t>Fattore livello esposizione</w:t>
-            </w:r>
-          </w:p>
-        </w:tc>
-        <w:tc>
-          <w:tcPr>
-            <w:tcW w:w="2413" w:type="dxa"/>
-            <w:gridSpan w:val="5"/>
-            <w:tcBorders>
-              <w:top w:val="single" w:sz="12" w:space="0" w:color="auto"/>
-              <w:left w:val="single" w:sz="12" w:space="0" w:color="auto"/>
-            </w:tcBorders>
-            <w:vAlign w:val="center"/>
-          </w:tcPr>
-          <w:p>
-            <w:pPr>
-              <w:jc w:val="center"/>
-              <w:rPr>
-                <w:rFonts w:ascii="Aptos" w:hAnsi="Aptos"/>
-                <w:b/>
-                <w:sz w:val="20"/>
-                <w:szCs w:val="20"/>
-              </w:rPr>
-            </w:pPr>
-            <w:r>
-              <w:rPr>
-                <w:rFonts w:ascii="Aptos" w:hAnsi="Aptos"/>
-                <w:b/>
-                <w:sz w:val="20"/>
-                <w:szCs w:val="20"/>
-              </w:rPr>
-              <w:t>Totale</w:t>
-            </w:r>
-          </w:p>
-        </w:tc>
-        <w:tc>
-          <w:tcPr>
-            <w:tcW w:w="2413" w:type="dxa"/>
-            <w:gridSpan w:val="3"/>
-            <w:tcBorders>
-              <w:top w:val="single" w:sz="12" w:space="0" w:color="auto"/>
-              <w:bottom w:val="single" w:sz="4" w:space="0" w:color="auto"/>
-              <w:right w:val="single" w:sz="12" w:space="0" w:color="auto"/>
-            </w:tcBorders>
-            <w:vAlign w:val="center"/>
-          </w:tcPr>
-          <w:p>
-            <w:pPr>
-              <w:jc w:val="center"/>
-              <w:rPr>
-                <w:rFonts w:ascii="Aptos" w:hAnsi="Aptos"/>
-                <w:b/>
-                <w:sz w:val="20"/>
-                <w:szCs w:val="20"/>
-              </w:rPr>
-            </w:pPr>
-            <w:r>
-              <w:rPr>
-                <w:rFonts w:ascii="Aptos" w:hAnsi="Aptos"/>
-                <w:b/>
-                <w:sz w:val="20"/>
-                <w:szCs w:val="20"/>
-              </w:rPr>
-              <w:t>Classe di rischio</w:t>
-            </w:r>
-          </w:p>
-        </w:tc>
-      </w:tr>
-      <w:tr>
-        <w:tblPrEx>
-          <w:shd w:val="clear" w:color="auto" w:fill="auto"/>
-        </w:tblPrEx>
-        <w:trPr>
-          <w:trHeight w:val="340"/>
-        </w:trPr>
-        <w:tc>
-          <w:tcPr>
-            <w:tcW w:w="1634" w:type="dxa"/>
-            <w:gridSpan w:val="4"/>
-            <w:vAlign w:val="center"/>
-          </w:tcPr>
-          <w:p>
-            <w:pPr>
-              <w:jc w:val="center"/>
-              <w:rPr>
-                <w:rFonts w:ascii="Aptos" w:hAnsi="Aptos"/>
-              </w:rPr>
-            </w:pPr>
-            <w:r>
-              <w:rPr>
-                <w:rFonts w:ascii="Aptos" w:hAnsi="Aptos"/>
-              </w:rPr>
-              <w:t>3</w:t>
-            </w:r>
-          </w:p>
-        </w:tc>
-        <w:tc>
-          <w:tcPr>
-            <w:tcW w:w="1624" w:type="dxa"/>
-            <w:gridSpan w:val="4"/>
-            <w:vAlign w:val="center"/>
-          </w:tcPr>
-          <w:p>
-            <w:pPr>
-              <w:jc w:val="center"/>
-              <w:rPr>
-                <w:rFonts w:ascii="Aptos" w:hAnsi="Aptos"/>
-                <w:sz w:val="20"/>
-                <w:szCs w:val="20"/>
-              </w:rPr>
-            </w:pPr>
-            <w:r>
-              <w:rPr>
-                <w:rFonts w:ascii="Aptos" w:hAnsi="Aptos"/>
-                <w:sz w:val="20"/>
-                <w:szCs w:val="20"/>
-              </w:rPr>
-              <w:t>3</w:t>
-            </w:r>
-          </w:p>
-        </w:tc>
-        <w:tc>
-          <w:tcPr>
-            <w:tcW w:w="1710" w:type="dxa"/>
-            <w:gridSpan w:val="6"/>
-            <w:tcBorders>
-              <w:right w:val="single" w:sz="12" w:space="0" w:color="auto"/>
-            </w:tcBorders>
-            <w:vAlign w:val="center"/>
-          </w:tcPr>
-          <w:p>
-            <w:pPr>
-              <w:jc w:val="center"/>
-              <w:rPr>
-                <w:rFonts w:ascii="Aptos" w:hAnsi="Aptos"/>
-                <w:sz w:val="20"/>
-                <w:szCs w:val="20"/>
-              </w:rPr>
-            </w:pPr>
-            <w:r>
-              <w:rPr>
-                <w:rFonts w:ascii="Aptos" w:hAnsi="Aptos"/>
-                <w:sz w:val="20"/>
-                <w:szCs w:val="20"/>
-              </w:rPr>
-              <w:t>3</w:t>
-            </w:r>
-          </w:p>
-        </w:tc>
-        <w:tc>
-          <w:tcPr>
-            <w:tcW w:w="2413" w:type="dxa"/>
-            <w:gridSpan w:val="5"/>
-            <w:tcBorders>
-              <w:left w:val="single" w:sz="12" w:space="0" w:color="auto"/>
-              <w:bottom w:val="single" w:sz="12" w:space="0" w:color="auto"/>
-            </w:tcBorders>
-            <w:shd w:val="clear" w:color="auto" w:fill="auto"/>
-            <w:vAlign w:val="center"/>
-          </w:tcPr>
-          <w:p>
-            <w:pPr>
-              <w:jc w:val="center"/>
-              <w:rPr>
-                <w:rFonts w:ascii="Aptos" w:hAnsi="Aptos"/>
-                <w:b/>
-                <w:sz w:val="28"/>
-                <w:szCs w:val="28"/>
-              </w:rPr>
-            </w:pPr>
-            <w:r>
-              <w:rPr>
-                <w:rFonts w:ascii="Aptos" w:hAnsi="Aptos"/>
-                <w:b/>
-                <w:sz w:val="28"/>
-                <w:szCs w:val="28"/>
-              </w:rPr>
-              <w:t>27</w:t>
-            </w:r>
-          </w:p>
-        </w:tc>
-        <w:tc>
-          <w:tcPr>
-            <w:tcW w:w="622" w:type="dxa"/>
-            <w:gridSpan w:val="2"/>
-            <w:tcBorders>
-              <w:bottom w:val="single" w:sz="12" w:space="0" w:color="auto"/>
-              <w:right w:val="single" w:sz="4" w:space="0" w:color="auto"/>
-            </w:tcBorders>
-            <w:vAlign w:val="center"/>
-          </w:tcPr>
-          <w:p>
-            <w:pPr>
-              <w:rPr>
-                <w:rFonts w:ascii="Aptos" w:hAnsi="Aptos"/>
-                <w:b/>
-                <w:sz w:val="16"/>
-                <w:szCs w:val="16"/>
-              </w:rPr>
-            </w:pPr>
-            <w:r>
-              <w:rPr>
-                <w:rFonts w:ascii="Aptos" w:hAnsi="Aptos"/>
-                <w:b/>
-                <w:sz w:val="16"/>
-                <w:szCs w:val="16"/>
-              </w:rPr>
-              <w:fldChar w:fldCharType="begin">
-                <w:ffData>
-                  <w:name w:val=""/>
-                  <w:enabled/>
-                  <w:calcOnExit w:val="0"/>
-                  <w:checkBox>
-                    <w:sizeAuto/>
-                    <w:default w:val="0"/>
-                  </w:checkBox>
-                </w:ffData>
-              </w:fldChar>
-            </w:r>
-            <w:r>
-              <w:rPr>
-                <w:rFonts w:ascii="Aptos" w:hAnsi="Aptos"/>
                 <w:b/>
                 <w:sz w:val="16"/>
                 <w:szCs w:val="16"/>
@@ -3338,7 +2754,7 @@
         </w:tc>
         <w:tc>
           <w:tcPr>
-            <w:tcW w:w="1791" w:type="dxa"/>
+            <w:tcW w:w="1776" w:type="dxa"/>
             <w:tcBorders>
               <w:left w:val="single" w:sz="4" w:space="0" w:color="auto"/>
               <w:bottom w:val="single" w:sz="12" w:space="0" w:color="auto"/>
@@ -3452,7 +2868,7 @@
         </w:trPr>
         <w:tc>
           <w:tcPr>
-            <w:tcW w:w="9794" w:type="dxa"/>
+            <w:tcW w:w="9628" w:type="dxa"/>
             <w:gridSpan w:val="22"/>
             <w:tcBorders>
               <w:bottom w:val="nil"/>
@@ -3503,7 +2919,7 @@
         </w:tc>
         <w:tc>
           <w:tcPr>
-            <w:tcW w:w="6991" w:type="dxa"/>
+            <w:tcW w:w="6851" w:type="dxa"/>
             <w:gridSpan w:val="18"/>
             <w:tcBorders>
               <w:top w:val="nil"/>
@@ -3531,7 +2947,7 @@
         </w:tc>
         <w:tc>
           <w:tcPr>
-            <w:tcW w:w="2413" w:type="dxa"/>
+            <w:tcW w:w="2387" w:type="dxa"/>
             <w:gridSpan w:val="3"/>
             <w:tcBorders>
               <w:top w:val="single" w:sz="4" w:space="0" w:color="auto"/>
@@ -3698,7 +3114,7 @@
         </w:trPr>
         <w:tc>
           <w:tcPr>
-            <w:tcW w:w="9794" w:type="dxa"/>
+            <w:tcW w:w="9628" w:type="dxa"/>
             <w:gridSpan w:val="22"/>
             <w:tcBorders>
               <w:top w:val="nil"/>
@@ -3725,7 +3141,7 @@
         </w:trPr>
         <w:tc>
           <w:tcPr>
-            <w:tcW w:w="9794" w:type="dxa"/>
+            <w:tcW w:w="9628" w:type="dxa"/>
             <w:gridSpan w:val="22"/>
             <w:tcBorders>
               <w:bottom w:val="nil"/>
@@ -3776,7 +3192,7 @@
         </w:tc>
         <w:tc>
           <w:tcPr>
-            <w:tcW w:w="9404" w:type="dxa"/>
+            <w:tcW w:w="9238" w:type="dxa"/>
             <w:gridSpan w:val="21"/>
             <w:tcBorders>
               <w:top w:val="nil"/>
@@ -3811,7 +3227,7 @@
         </w:trPr>
         <w:tc>
           <w:tcPr>
-            <w:tcW w:w="9794" w:type="dxa"/>
+            <w:tcW w:w="9628" w:type="dxa"/>
             <w:gridSpan w:val="22"/>
             <w:tcBorders>
               <w:top w:val="nil"/>
@@ -3839,7 +3255,7 @@
         </w:trPr>
         <w:tc>
           <w:tcPr>
-            <w:tcW w:w="4897" w:type="dxa"/>
+            <w:tcW w:w="4823" w:type="dxa"/>
             <w:gridSpan w:val="13"/>
             <w:tcBorders>
               <w:right w:val="nil"/>
@@ -4334,7 +3750,7 @@
         </w:tc>
         <w:tc>
           <w:tcPr>
-            <w:tcW w:w="4897" w:type="dxa"/>
+            <w:tcW w:w="4805" w:type="dxa"/>
             <w:gridSpan w:val="9"/>
             <w:tcBorders>
               <w:left w:val="nil"/>
@@ -4839,7 +4255,7 @@
         </w:trPr>
         <w:tc>
           <w:tcPr>
-            <w:tcW w:w="9794" w:type="dxa"/>
+            <w:tcW w:w="9628" w:type="dxa"/>
             <w:gridSpan w:val="22"/>
             <w:tcBorders>
               <w:bottom w:val="nil"/>
@@ -4890,7 +4306,7 @@
         </w:tc>
         <w:tc>
           <w:tcPr>
-            <w:tcW w:w="9404" w:type="dxa"/>
+            <w:tcW w:w="9238" w:type="dxa"/>
             <w:gridSpan w:val="21"/>
             <w:tcBorders>
               <w:top w:val="nil"/>
@@ -4925,7 +4341,7 @@
         </w:trPr>
         <w:tc>
           <w:tcPr>
-            <w:tcW w:w="9794" w:type="dxa"/>
+            <w:tcW w:w="9628" w:type="dxa"/>
             <w:gridSpan w:val="22"/>
             <w:tcBorders>
               <w:top w:val="nil"/>
@@ -4950,9 +4366,8 @@
         </w:tblPrEx>
         <w:tc>
           <w:tcPr>
-            <w:tcW w:w="2444" w:type="dxa"/>
+            <w:tcW w:w="2400" w:type="dxa"/>
             <w:gridSpan w:val="6"/>
-            <w:shd w:val="clear" w:color="auto" w:fill="auto"/>
           </w:tcPr>
           <w:p>
             <w:pPr>
@@ -4977,9 +4392,8 @@
         </w:tc>
         <w:tc>
           <w:tcPr>
-            <w:tcW w:w="2326" w:type="dxa"/>
+            <w:tcW w:w="2296" w:type="dxa"/>
             <w:gridSpan w:val="5"/>
-            <w:shd w:val="clear" w:color="auto" w:fill="auto"/>
           </w:tcPr>
           <w:p>
             <w:pPr>
@@ -5004,9 +4418,8 @@
         </w:tc>
         <w:tc>
           <w:tcPr>
-            <w:tcW w:w="2883" w:type="dxa"/>
+            <w:tcW w:w="2815" w:type="dxa"/>
             <w:gridSpan w:val="9"/>
-            <w:shd w:val="clear" w:color="auto" w:fill="auto"/>
           </w:tcPr>
           <w:p>
             <w:pPr>
@@ -5031,9 +4444,8 @@
         </w:tc>
         <w:tc>
           <w:tcPr>
-            <w:tcW w:w="2141" w:type="dxa"/>
+            <w:tcW w:w="2117" w:type="dxa"/>
             <w:gridSpan w:val="2"/>
-            <w:shd w:val="clear" w:color="auto" w:fill="auto"/>
           </w:tcPr>
           <w:p>
             <w:pPr>
@@ -5063,9 +4475,8 @@
         </w:tblPrEx>
         <w:tc>
           <w:tcPr>
-            <w:tcW w:w="2444" w:type="dxa"/>
+            <w:tcW w:w="2400" w:type="dxa"/>
             <w:gridSpan w:val="6"/>
-            <w:shd w:val="clear" w:color="auto" w:fill="auto"/>
           </w:tcPr>
           <w:p>
             <w:pPr>
@@ -5130,24 +4541,33 @@
                 <w:sz w:val="16"/>
                 <w:szCs w:val="16"/>
               </w:rPr>
-              <w:t xml:space="preserve"> Occhiali EN 166 con protezioni laterali</w:t>
-            </w:r>
-          </w:p>
-          <w:p>
-            <w:pPr>
-              <w:rPr>
-                <w:rFonts w:ascii="Aptos" w:hAnsi="Aptos"/>
-                <w:sz w:val="16"/>
-                <w:szCs w:val="16"/>
-              </w:rPr>
-            </w:pPr>
-          </w:p>
-        </w:tc>
-        <w:tc>
-          <w:tcPr>
-            <w:tcW w:w="2326" w:type="dxa"/>
+              <w:t xml:space="preserve"> Occhiali </w:t>
+            </w:r>
+            <w:r>
+              <w:rPr>
+                <w:rFonts w:ascii="Aptos" w:hAnsi="Aptos"/>
+                <w:i/>
+                <w:iCs/>
+                <w:sz w:val="16"/>
+                <w:szCs w:val="16"/>
+              </w:rPr>
+              <w:t>UNI EN ISO 16321</w:t>
+            </w:r>
+          </w:p>
+          <w:p>
+            <w:pPr>
+              <w:rPr>
+                <w:rFonts w:ascii="Aptos" w:hAnsi="Aptos"/>
+                <w:sz w:val="16"/>
+                <w:szCs w:val="16"/>
+              </w:rPr>
+            </w:pPr>
+          </w:p>
+        </w:tc>
+        <w:tc>
+          <w:tcPr>
+            <w:tcW w:w="2296" w:type="dxa"/>
             <w:gridSpan w:val="5"/>
-            <w:shd w:val="clear" w:color="auto" w:fill="auto"/>
           </w:tcPr>
           <w:p>
             <w:pPr>
@@ -5508,9 +4928,8 @@
         </w:tc>
         <w:tc>
           <w:tcPr>
-            <w:tcW w:w="2883" w:type="dxa"/>
+            <w:tcW w:w="2815" w:type="dxa"/>
             <w:gridSpan w:val="9"/>
-            <w:shd w:val="clear" w:color="auto" w:fill="auto"/>
           </w:tcPr>
           <w:p>
             <w:pPr>
@@ -5641,7 +5060,7 @@
                 <w:sz w:val="16"/>
                 <w:szCs w:val="16"/>
               </w:rPr>
-              <w:t xml:space="preserve"> Maschera nebbie acquose EN 149 S</w:t>
+              <w:t xml:space="preserve"> Maschera nebbie acquose EN 149 </w:t>
             </w:r>
           </w:p>
           <w:p>
@@ -5707,17 +5126,8 @@
                 <w:sz w:val="16"/>
                 <w:szCs w:val="16"/>
               </w:rPr>
-              <w:t xml:space="preserve"> Maschera nebbie oleose EN 149 SL</w:t>
-            </w:r>
-          </w:p>
-          <w:p>
-            <w:pPr>
-              <w:rPr>
-                <w:rFonts w:ascii="Aptos" w:hAnsi="Aptos"/>
-                <w:sz w:val="16"/>
-                <w:szCs w:val="16"/>
-              </w:rPr>
-            </w:pPr>
+              <w:t xml:space="preserve"> Maschera nebbie oleose EN 149 </w:t>
+            </w:r>
             <w:r>
               <w:rPr>
                 <w:rFonts w:ascii="Aptos" w:hAnsi="Aptos"/>
@@ -5773,72 +5183,6 @@
                 <w:sz w:val="16"/>
                 <w:szCs w:val="16"/>
               </w:rPr>
-              <w:t xml:space="preserve"> Maschera antigas EN 141</w:t>
-            </w:r>
-          </w:p>
-          <w:p>
-            <w:pPr>
-              <w:rPr>
-                <w:rFonts w:ascii="Aptos" w:hAnsi="Aptos"/>
-                <w:sz w:val="16"/>
-                <w:szCs w:val="16"/>
-              </w:rPr>
-            </w:pPr>
-            <w:r>
-              <w:rPr>
-                <w:rFonts w:ascii="Aptos" w:hAnsi="Aptos"/>
-                <w:sz w:val="16"/>
-                <w:szCs w:val="16"/>
-              </w:rPr>
-              <w:fldChar w:fldCharType="begin">
-                <w:ffData>
-                  <w:name w:val=""/>
-                  <w:enabled/>
-                  <w:calcOnExit w:val="0"/>
-                  <w:checkBox>
-                    <w:sizeAuto/>
-                    <w:default w:val="0"/>
-                  </w:checkBox>
-                </w:ffData>
-              </w:fldChar>
-            </w:r>
-            <w:r>
-              <w:rPr>
-                <w:rFonts w:ascii="Aptos" w:hAnsi="Aptos"/>
-                <w:sz w:val="16"/>
-                <w:szCs w:val="16"/>
-              </w:rPr>
-              <w:instrText xml:space="preserve"> FORMCHECKBOX </w:instrText>
-            </w:r>
-            <w:r>
-              <w:rPr>
-                <w:rFonts w:ascii="Aptos" w:hAnsi="Aptos"/>
-                <w:sz w:val="16"/>
-                <w:szCs w:val="16"/>
-              </w:rPr>
-            </w:r>
-            <w:r>
-              <w:rPr>
-                <w:rFonts w:ascii="Aptos" w:hAnsi="Aptos"/>
-                <w:sz w:val="16"/>
-                <w:szCs w:val="16"/>
-              </w:rPr>
-              <w:fldChar w:fldCharType="separate"/>
-            </w:r>
-            <w:r>
-              <w:rPr>
-                <w:rFonts w:ascii="Aptos" w:hAnsi="Aptos"/>
-                <w:sz w:val="16"/>
-                <w:szCs w:val="16"/>
-              </w:rPr>
-              <w:fldChar w:fldCharType="end"/>
-            </w:r>
-            <w:r>
-              <w:rPr>
-                <w:rFonts w:ascii="Aptos" w:hAnsi="Aptos"/>
-                <w:sz w:val="16"/>
-                <w:szCs w:val="16"/>
-              </w:rPr>
               <w:t xml:space="preserve"> Filtri per maschera: </w:t>
             </w:r>
             <w:r>
@@ -5936,9 +5280,8 @@
         </w:tc>
         <w:tc>
           <w:tcPr>
-            <w:tcW w:w="2141" w:type="dxa"/>
+            <w:tcW w:w="2117" w:type="dxa"/>
             <w:gridSpan w:val="2"/>
-            <w:shd w:val="clear" w:color="auto" w:fill="auto"/>
           </w:tcPr>
           <w:p>
             <w:pPr>
@@ -6087,7 +5430,7 @@
 </file>
 
 <file path=word/styles.xml><?xml version="1.0" encoding="utf-8"?>
-<w:styles xmlns:mc="http://schemas.openxmlformats.org/markup-compatibility/2006" xmlns:r="http://schemas.openxmlformats.org/officeDocument/2006/relationships" xmlns:w="http://schemas.openxmlformats.org/wordprocessingml/2006/main" xmlns:w14="http://schemas.microsoft.com/office/word/2010/wordml" xmlns:w15="http://schemas.microsoft.com/office/word/2012/wordml" xmlns:w16cex="http://schemas.microsoft.com/office/word/2018/wordml/cex" xmlns:w16cid="http://schemas.microsoft.com/office/word/2016/wordml/cid" xmlns:w16="http://schemas.microsoft.com/office/word/2018/wordml" xmlns:w16du="http://schemas.microsoft.com/office/word/2023/wordml/word16du" xmlns:w16sdtdh="http://schemas.microsoft.com/office/word/2020/wordml/sdtdatahash" xmlns:w16se="http://schemas.microsoft.com/office/word/2015/wordml/symex" mc:Ignorable="w14 w15 w16se w16cid w16 w16cex w16sdtdh w16du">
+<w:styles xmlns:mc="http://schemas.openxmlformats.org/markup-compatibility/2006" xmlns:r="http://schemas.openxmlformats.org/officeDocument/2006/relationships" xmlns:w="http://schemas.openxmlformats.org/wordprocessingml/2006/main" xmlns:w14="http://schemas.microsoft.com/office/word/2010/wordml" xmlns:w15="http://schemas.microsoft.com/office/word/2012/wordml" xmlns:w16cex="http://schemas.microsoft.com/office/word/2018/wordml/cex" xmlns:w16cid="http://schemas.microsoft.com/office/word/2016/wordml/cid" xmlns:w16="http://schemas.microsoft.com/office/word/2018/wordml" xmlns:w16du="http://schemas.microsoft.com/office/word/2023/wordml/word16du" xmlns:w16sdtdh="http://schemas.microsoft.com/office/word/2020/wordml/sdtdatahash" xmlns:w16sdtfl="http://schemas.microsoft.com/office/word/2024/wordml/sdtformatlock" xmlns:w16se="http://schemas.microsoft.com/office/word/2015/wordml/symex" mc:Ignorable="w14 w15 w16se w16cid w16 w16cex w16sdtdh w16sdtfl w16du">
   <w:docDefaults>
     <w:rPrDefault>
       <w:rPr>
@@ -6493,7 +5836,6 @@
   <w:style w:type="character" w:default="1" w:styleId="Carpredefinitoparagrafo">
     <w:name w:val="Default Paragraph Font"/>
     <w:uiPriority w:val="1"/>
-    <w:semiHidden/>
     <w:unhideWhenUsed/>
   </w:style>
   <w:style w:type="table" w:default="1" w:styleId="Tabellanormale">
